--- a/rajasthan-nurse-50/Test_48_Full_Test_Ordered.docx
+++ b/rajasthan-nurse-50/Test_48_Full_Test_Ordered.docx
@@ -34,7 +34,7 @@
     </w:p>
     <w:p>
       <w:r>
-        <w:t>Solution: Clindamycin is a common cause of antibiotic-associated colitis.</w:t>
+        <w:t>Solution: ✅ Correct Answer: A. Severe diarrhoea (possible C. difficile) | 🧠 Clinical Rationale: Clindamycin is a common cause of antibiotic-associated colitis. | ❌ Why Not Others? | B — Constipation: Opioids slow GI motility; prophylactic stool softeners and fluids are routine. | C — Weight gain: Low metabolism causes cold intolerance, weight gain, and bradycardia. | D — Drowsiness: First-generation antihistamines sedate. | ⚠️ Exam Trap: Read the exact question — the correct fact and its look-alike options are easy to interchange. | 💎 PNC Pearl: Severe diarrhoea (possible C. difficile) → Clindamycin is a common cause of antibiotic-associated colitis</w:t>
       </w:r>
     </w:p>
     <w:p>
@@ -79,7 +79,7 @@
     </w:p>
     <w:p>
       <w:r>
-        <w:t>Solution: Hyperkalaemia can cause fatal arrhythmias.</w:t>
+        <w:t>Solution: ✅ Correct Answer: A. The kidneys cannot excrete it | 🧠 Clinical Rationale: Hyperkalaemia can cause fatal arrhythmias. | ❌ Why Not Others? | B — It is a vitamin: not the appropriate nursing action here | C — It is harmless: not the appropriate nursing action here | D — It causes infection: not the appropriate nursing action here | ⚠️ Exam Trap: Read the exact question — the correct fact and its look-alike options are easy to interchange. | 💎 PNC Pearl: The kidneys cannot excrete it → Hyperkalaemia can cause fatal arrhythmias</w:t>
       </w:r>
     </w:p>
     <w:p>
@@ -124,7 +124,7 @@
     </w:p>
     <w:p>
       <w:r>
-        <w:t>Solution: Restraints are a last resort, requiring orders.</w:t>
+        <w:t>Solution: ✅ Correct Answer: A. When alternatives fail and ordered | 🧠 Clinical Rationale: Restraints are a last resort, requiring orders. | ❌ Why Not Others? | B — Routinely: not the appropriate nursing action here | C — For punishment: not the appropriate nursing action here | D — For staff convenience: not the appropriate nursing action here | ⚠️ Exam Trap: Read the exact question — the correct fact and its look-alike options are easy to interchange. | 💎 PNC Pearl: When alternatives fail and ordered → Restraints are a last resort, requiring orders</w:t>
       </w:r>
     </w:p>
     <w:p>
@@ -169,7 +169,7 @@
     </w:p>
     <w:p>
       <w:r>
-        <w:t>Solution: T. pallidum causes primary chancre; penicillin cures it.</w:t>
+        <w:t>Solution: ✅ Correct Answer: A. Treponema pallidum (spirochaete) | 🧠 Clinical Rationale: T. pallidum causes primary chancre; penicillin cures it. | ❌ Why Not Others? | B — Neisseria: N. gonorrhoeae causes urethritis and cervicitis. | C — Chlamydia: Birth-canal gonococcal/chlamydial infection causes neonatal conjunctivitis. | D — Haemophilus: Hib causes meningitis and pneumonia in children. | ⚠️ Exam Trap: Read the exact question — the correct fact and its look-alike options are easy to interchange. | 💎 PNC Pearl: T. pallidum causes primary chancre; penicillin cures it.</w:t>
       </w:r>
     </w:p>
     <w:p>
@@ -214,7 +214,7 @@
     </w:p>
     <w:p>
       <w:r>
-        <w:t>Solution: Two doses of TT in pregnancy protect the newborn; clean delivery is essential.</w:t>
+        <w:t>Solution: ✅ Correct Answer: A. Maternal immunization and clean cord care | 🧠 Clinical Rationale: Two doses of TT in pregnancy protect the newborn; clean delivery is essential. | ❌ Why Not Others? | B — Antibiotics alone: not the appropriate nursing action here | C — Diet: INH depletes B6; supplement to prevent neuropathy. | D — Exercise: Calcium, vitamin D, and fall prevention maintain bone health. | ⚠️ Exam Trap: Read the exact question — the correct fact and its look-alike options are easy to interchange. | 💎 PNC Pearl: Maternal immunization and clean cord care → Two doses of TT in pregnancy protect the newborn; clean delivery is essential</w:t>
       </w:r>
     </w:p>
     <w:p>
@@ -259,7 +259,7 @@
     </w:p>
     <w:p>
       <w:r>
-        <w:t>Solution: Bone metastases risk pathological fractures.</w:t>
+        <w:t>Solution: ✅ Correct Answer: A. Report sudden severe pain (fracture risk) | 🧠 Clinical Rationale: Bone metastases risk pathological fractures. | ❌ Why Not Others? | B — Ignore pain: not the appropriate nursing action here | C — Skip medications: not the appropriate nursing action here | D — Avoid movement: not the appropriate nursing action here | ⚠️ Exam Trap: Read the exact question — the correct fact and its look-alike options are easy to interchange. | 💎 PNC Pearl: Report sudden severe pain (fracture risk) → Bone metastases risk pathological fractures</w:t>
       </w:r>
     </w:p>
     <w:p>
@@ -304,7 +304,7 @@
     </w:p>
     <w:p>
       <w:r>
-        <w:t>Solution: Heparin causes bleeding and heparin-induced thrombocytopenia.</w:t>
+        <w:t>Solution: ✅ Correct Answer: A. Bleeding and HIT (platelet drop) | 🧠 Clinical Rationale: Heparin causes bleeding and heparin-induced thrombocytopenia. | ❌ Why Not Others? | B — Weight gain: Low metabolism causes cold intolerance, weight gain, and bradycardia. | C — Constipation: Opioids slow GI motility; prophylactic stool softeners and fluids are routine. | D — Bradycardia: Bradycardia = 60 beats per minute | ⚠️ Exam Trap: Read the exact question — the correct fact and its look-alike options are easy to interchange. | 💎 PNC Pearl: Bleeding and HIT (platelet drop) → Heparin causes bleeding and heparin-induced thrombocytopenia</w:t>
       </w:r>
     </w:p>
     <w:p>
@@ -349,7 +349,7 @@
     </w:p>
     <w:p>
       <w:r>
-        <w:t>Solution: Tachypnoea is respirations faster than normal.</w:t>
+        <w:t>Solution: ✅ Correct Answer: A. Rapid breathing | 🧠 Clinical Rationale: Tachypnoea is respirations faster than normal. | ❌ Why Not Others? | B — Slow breathing: not the appropriate nursing action here | C — Absent breathing: not the appropriate nursing action here | D — Deep breathing: Pre-op teaching reduces complications. | ⚠️ Exam Trap: Read the exact question — the correct fact and its look-alike options are easy to interchange. | 💎 PNC Pearl: Rapid breathing → Tachypnoea is respirations faster than normal</w:t>
       </w:r>
     </w:p>
     <w:p>
@@ -394,7 +394,7 @@
     </w:p>
     <w:p>
       <w:r>
-        <w:t>Solution: Voluntary movement belongs to the motor cortex.</w:t>
+        <w:t>Solution: ✅ Correct Answer: A. Voluntary muscle movement | 🧠 Clinical Rationale: Voluntary movement belongs to the motor cortex. | ❌ Why Not Others? | B — Body temperature: a true statement, but the question asks for the INCORRECT one | C — Appetite: a true statement, but the question asks for the INCORRECT one | D — Sleep-wake cycle: a true statement, but the question asks for the INCORRECT one | ⚠️ Exam Trap: This question asks for the INCORRECT/odd one out — do not pick the true statements. | 💎 PNC Pearl: Voluntary muscle movement → Voluntary movement belongs to the motor cortex</w:t>
       </w:r>
     </w:p>
     <w:p>
@@ -439,7 +439,7 @@
     </w:p>
     <w:p>
       <w:r>
-        <w:t>Solution: Oxygenation and ventilation guide therapy.</w:t>
+        <w:t>Solution: ✅ Correct Answer: A. Breathlessness, SpO2, and ABG results | 🧠 Clinical Rationale: Oxygenation and ventilation guide therapy. | ❌ Why Not Others? | B — Only appetite: not the appropriate nursing action here | C — Only sleep: not the appropriate nursing action here | D — Nothing: Never induce vomiting after hydrocarbon ingestion — aspiration pneumonia risk; obtain urgent care. | ⚠️ Exam Trap: Read the exact question — the correct fact and its look-alike options are easy to interchange. | 💎 PNC Pearl: Breathlessness, SpO2, and ABG results → Oxygenation and ventilation guide therapy</w:t>
       </w:r>
     </w:p>
     <w:p>
@@ -484,7 +484,7 @@
     </w:p>
     <w:p>
       <w:r>
-        <w:t>Solution: Maternal education strongly correlates with child survival and immunization.</w:t>
+        <w:t>Solution: ✅ Correct Answer: A. Female education gaps limiting health-seeking behaviour | 🧠 Clinical Rationale: Maternal education strongly correlates with child survival and immunization. | ❌ Why Not Others? | B — Genetics: Diet and heredity drive LDL; statins and lifestyle lower it. | C — Diet: INH depletes B6; supplement to prevent neuropathy. | D — Climate: NMSA promotes sustainable agriculture. | ⚠️ Exam Trap: Read the exact question — the correct fact and its look-alike options are easy to interchange. | 💎 PNC Pearl: Female education gaps limiting health-seeking behaviour → Maternal education strongly correlates with child survival and immunization</w:t>
       </w:r>
     </w:p>
     <w:p>
@@ -529,7 +529,7 @@
     </w:p>
     <w:p>
       <w:r>
-        <w:t>Solution: Early signs are subtle; newborn screening with TSH detects it before irreversible brain damage.</w:t>
+        <w:t>Solution: ✅ Correct Answer: A. Prolonged jaundice, lethargy, and poor feeding | 🧠 Clinical Rationale: Early signs are subtle; newborn screening with TSH detects it before irreversible brain damage. | ❌ Why Not Others? | B — Hyperactivity: not the appropriate nursing action here | C — Weight loss always: not the appropriate nursing action here | D — Diarrhoea: Cholinergic side effects (nausea, vomiting, bradycardia) are common with cholinesterase inhibitors. | ⚠️ Exam Trap: Read the exact question — the correct fact and its look-alike options are easy to interchange. | 💎 PNC Pearl: Prolonged jaundice, lethargy, and poor feeding → Early signs are subtle; newborn screening with TSH detects it before irreversible brain damage</w:t>
       </w:r>
     </w:p>
     <w:p>
@@ -574,7 +574,7 @@
     </w:p>
     <w:p>
       <w:r>
-        <w:t>Solution: Visceral leishmaniasis causes prolonged fever, splenomegaly, and anaemia; treat with miltefosine/amphotericin.</w:t>
+        <w:t>Solution: ✅ Correct Answer: A. Leishmania donovani from sandfly bites | 🧠 Clinical Rationale: Visceral leishmaniasis causes prolonged fever, splenomegaly, and anaemia; treat with miltefosine/amphotericin. | ❌ Why Not Others? | B — Diet: INH depletes B6; supplement to prevent neuropathy. | C — Exercise: Calcium, vitamin D, and fall prevention maintain bone health. | D — Vaccination: Absence of a scar does not mean no protection; check vaccination records. | ⚠️ Exam Trap: Read the exact question — the correct fact and its look-alike options are easy to interchange. | 💎 PNC Pearl: Leishmania donovani from sandfly bites → Visceral leishmaniasis causes prolonged fever, splenomegaly, and anaemia; treat with miltefosine/amphotericin</w:t>
       </w:r>
     </w:p>
     <w:p>
@@ -619,7 +619,7 @@
     </w:p>
     <w:p>
       <w:r>
-        <w:t>Solution: Stranger anxiety peaks at 7-9 months with attachment development.</w:t>
+        <w:t>Solution: ✅ Correct Answer: A. 7-9 months | 🧠 Clinical Rationale: Stranger anxiety peaks at 7-9 months with attachment development. | ❌ Why Not Others? | B — 3 months: DMPA is administered every 3 months (13 weeks). | C — 12 months: MR vaccine at 9–12 months with a second dose at 16–24 months. | D — 18 months: Separation anxiety peaks in the second year and resolves as object permanence matures. | ⚠️ Exam Trap: Read the exact question — the correct fact and its look-alike options are easy to interchange. | 💎 PNC Pearl: 7-9 months → Stranger anxiety peaks at with attachment development</w:t>
       </w:r>
     </w:p>
     <w:p>
@@ -664,7 +664,7 @@
     </w:p>
     <w:p>
       <w:r>
-        <w:t>Solution: The WHO checklist time-out prevents wrong-site surgery.</w:t>
+        <w:t>Solution: ✅ Correct Answer: A. Verify the correct patient, site, and procedure | 🧠 Clinical Rationale: The WHO checklist time-out prevents wrong-site surgery. | ❌ Why Not Others? | B — Take a break: not the appropriate nursing action here | C — Count instruments only: not the appropriate nursing action here | D — Call relatives: not the appropriate nursing action here | ⚠️ Exam Trap: Read the exact question — the correct fact and its look-alike options are easy to interchange. | 💎 PNC Pearl: Verify the correct patient, site, and procedure → The WHO checklist time-out prevents wrong-site surgery</w:t>
       </w:r>
     </w:p>
     <w:p>
@@ -709,7 +709,7 @@
     </w:p>
     <w:p>
       <w:r>
-        <w:t>Solution: Expired drugs are unsafe.</w:t>
+        <w:t>Solution: ✅ Correct Answer: A. Before administration | 🧠 Clinical Rationale: Expired drugs are unsafe. | ❌ Why Not Others? | B — After administration: Chart medications at the time of administration. | C — Never: Crushing SR/ER tablets causes dose dumping. | D — Weekly: WIFS combines weekly IFA with biannual deworming. | ⚠️ Exam Trap: Read the exact question — the correct fact and its look-alike options are easy to interchange. | 💎 PNC Pearl: Before administration → Expired drugs are unsafe</w:t>
       </w:r>
     </w:p>
     <w:p>
@@ -754,7 +754,7 @@
     </w:p>
     <w:p>
       <w:r>
-        <w:t>Solution: Kwashiorkor causes oedema, hair changes, and fatty liver from protein lack.</w:t>
+        <w:t>Solution: ✅ Correct Answer: A. Protein deficiency with adequate calories | 🧠 Clinical Rationale: Kwashiorkor causes oedema, hair changes, and fatty liver from protein lack. | ❌ Why Not Others? | B — Calorie deficiency alone: not the appropriate nursing action here | C — Diet always: not the appropriate nursing action here | D — Exercise: Calcium, vitamin D, and fall prevention maintain bone health. | ⚠️ Exam Trap: Read the exact question — the correct fact and its look-alike options are easy to interchange. | 💎 PNC Pearl: Protein deficiency with adequate calories → Kwashiorkor causes oedema, hair changes, and fatty liver from protein lack</w:t>
       </w:r>
     </w:p>
     <w:p>
@@ -799,7 +799,7 @@
     </w:p>
     <w:p>
       <w:r>
-        <w:t>Solution: Burn care focuses on fluids and infection prevention.</w:t>
+        <w:t>Solution: ✅ Correct Answer: A. Fluid balance, infection, and pain | 🧠 Clinical Rationale: Burn care focuses on fluids and infection prevention. | ❌ Why Not Others? | B — Only appetite: not the appropriate nursing action here | C — Only sleep: not the appropriate nursing action here | D — Nothing: Never induce vomiting after hydrocarbon ingestion — aspiration pneumonia risk; obtain urgent care. | ⚠️ Exam Trap: Read the exact question — the correct fact and its look-alike options are easy to interchange. | 💎 PNC Pearl: Fluid balance, infection, and pain → Burn care focuses on fluids and infection prevention</w:t>
       </w:r>
     </w:p>
     <w:p>
@@ -844,7 +844,7 @@
     </w:p>
     <w:p>
       <w:r>
-        <w:t>Solution: Traction complications include skin breakdown.</w:t>
+        <w:t>Solution: ✅ Correct Answer: A. Skin integrity, neurovascular status, and weights | 🧠 Clinical Rationale: Traction complications include skin breakdown. | ❌ Why Not Others? | B — Only appetite: not the appropriate nursing action here | C — Only sleep: not the appropriate nursing action here | D — Nothing: Never induce vomiting after hydrocarbon ingestion — aspiration pneumonia risk; obtain urgent care. | ⚠️ Exam Trap: Read the exact question — the correct fact and its look-alike options are easy to interchange. | 💎 PNC Pearl: Skin integrity, neurovascular status, and weights → Traction complications include skin breakdown</w:t>
       </w:r>
     </w:p>
     <w:p>
@@ -889,7 +889,7 @@
     </w:p>
     <w:p>
       <w:r>
-        <w:t>Solution: The pineal body produces melatonin for sleep rhythm.</w:t>
+        <w:t>Solution: ✅ Correct Answer: A. Melatonin | 🧠 Clinical Rationale: The pineal body produces melatonin for sleep rhythm. | ❌ Why Not Others? | B — Insulin: Beta cells secrete insulin; alpha cells glucagon. | C — Thyroxine: Thyroid hormones control metabolism. | D — Cortisol: Cortisol = Adrenal cortex | ⚠️ Exam Trap: Read the exact question — the correct fact and its look-alike options are easy to interchange. | 💎 PNC Pearl: Melatonin → The pineal body produces for sleep rhythm</w:t>
       </w:r>
     </w:p>
     <w:p>
@@ -934,7 +934,7 @@
     </w:p>
     <w:p>
       <w:r>
-        <w:t>Solution: Placebos help isolate the true treatment effect.</w:t>
+        <w:t>Solution: ✅ Correct Answer: A. Control for the psychological effect of treatment | 🧠 Clinical Rationale: Placebos help isolate the true treatment effect. | ❌ Why Not Others? | B — Increase sample size: not the appropriate nursing action here | C — Speed up the trial: not the appropriate nursing action here | D — Replace the drug: not the appropriate nursing action here | ⚠️ Exam Trap: Read the exact question — the correct fact and its look-alike options are easy to interchange. | 💎 PNC Pearl: Control for the psychological effect of treatment → Placebos help isolate the true treatment effect</w:t>
       </w:r>
     </w:p>
     <w:p>
@@ -979,7 +979,7 @@
     </w:p>
     <w:p>
       <w:r>
-        <w:t>Solution: Under NP-NCD, VIA screening is offered at primary level, with colposcopy/biopsy for positives.</w:t>
+        <w:t>Solution: ✅ Correct Answer: A. VIA (visual inspection with acetic acid) | 🧠 Clinical Rationale: Under NP-NCD, VIA screening is offered at primary level, with colposcopy/biopsy for positives. | ❌ Why Not Others? | B — Pap smear only: not the appropriate nursing action here | C — MRI: not the appropriate nursing action here | D — Ultrasound: not the appropriate nursing action here | ⚠️ Exam Trap: Read the exact question — the correct fact and its look-alike options are easy to interchange. | 💎 PNC Pearl: VIA (visual inspection with acetic acid) → Under NP-NCD, VIA screening is offered at primary level, with colposcopy/biopsy for positives</w:t>
       </w:r>
     </w:p>
     <w:p>
@@ -1024,7 +1024,7 @@
     </w:p>
     <w:p>
       <w:r>
-        <w:t>Solution: Postpartum thyroiditis causes transient hyperthyroid then hypothyroid phases; monitor TSH.</w:t>
+        <w:t>Solution: ✅ Correct Answer: A. Autoimmune thyroid inflammation after delivery | 🧠 Clinical Rationale: Postpartum thyroiditis causes transient hyperthyroid then hypothyroid phases; monitor TSH. | ❌ Why Not Others? | B — Iodine excess: not the appropriate nursing action here | C — Surgery: Metformin risks lactic acidosis in renal failure and contrast procedures. | D — Radiation: Radiant loss of heat from the body surface predominates at rest. | ⚠️ Exam Trap: Read the exact question — the correct fact and its look-alike options are easy to interchange. | 💎 PNC Pearl: Autoimmune thyroid inflammation after delivery → Postpartum thyroiditis causes transient hyperthyroid then hypothyroid phases; monitor TSH</w:t>
       </w:r>
     </w:p>
     <w:p>
@@ -1069,7 +1069,7 @@
     </w:p>
     <w:p>
       <w:r>
-        <w:t>Solution: Separation anxiety peaks in the second year and resolves as object permanence matures.</w:t>
+        <w:t>Solution: ✅ Correct Answer: A. 10-18 months | 🧠 Clinical Rationale: Separation anxiety peaks in the second year and resolves as object permanence matures. | ❌ Why Not Others? | B — 3 months: DMPA is administered every 3 months (13 weeks). | C — 2 years: Sensorimotor (0-2), preoperational (2-7), concrete operational (7-11), formal operational (11+). | D — 6 months: Exclusive breastfeeding for the first 6 months is WHO-recommended. | ⚠️ Exam Trap: Read the exact question — the correct fact and its look-alike options are easy to interchange. | 💎 PNC Pearl: 10-18 months → Separation anxiety peaks in the second year and resolves as object permanence matures</w:t>
       </w:r>
     </w:p>
     <w:p>
@@ -1114,7 +1114,7 @@
     </w:p>
     <w:p>
       <w:r>
-        <w:t>Solution: Festinger's dissonance theory explains attitude change.</w:t>
+        <w:t>Solution: ✅ Correct Answer: A. Discomfort from conflicting beliefs, motivating change | 🧠 Clinical Rationale: Festinger's dissonance theory explains attitude change. | ❌ Why Not Others? | B — Agreement: not the appropriate nursing action here | C — Memory loss: Korsakoff causes anterograde amnesia and confabulation. | D — Perception: not the appropriate nursing action here | ⚠️ Exam Trap: Read the exact question — the correct fact and its look-alike options are easy to interchange. | 💎 PNC Pearl: Discomfort from conflicting beliefs, motivating change → Festinger's dissonance theory explains attitude change</w:t>
       </w:r>
     </w:p>
     <w:p>
@@ -1159,7 +1159,7 @@
     </w:p>
     <w:p>
       <w:r>
-        <w:t>Solution: Fibroblasts produce collagen during healing.</w:t>
+        <w:t>Solution: ✅ Correct Answer: A. Connective tissue repair | 🧠 Clinical Rationale: Fibroblasts produce collagen during healing. | ❌ Why Not Others? | B — Nervous tissue: Neurons in nervous tissue transmit electrical signals. | C — Muscle tissue: not the appropriate nursing action here | D — Blood: Blood = Aorta | ⚠️ Exam Trap: Read the exact question — the correct fact and its look-alike options are easy to interchange. | 💎 PNC Pearl: Connective tissue repair → Fibroblasts produce collagen during healing</w:t>
       </w:r>
     </w:p>
     <w:p>
@@ -1204,7 +1204,7 @@
     </w:p>
     <w:p>
       <w:r>
-        <w:t>Solution: Serial marking monitors treatment response.</w:t>
+        <w:t>Solution: ✅ Correct Answer: A. Track spread of infection | 🧠 Clinical Rationale: Serial marking monitors treatment response. | ❌ Why Not Others? | B — Decorate: not the appropriate nursing action here | C — Measure height: not the appropriate nursing action here | D — Cool the skin: not the appropriate nursing action here | ⚠️ Exam Trap: Read the exact question — the correct fact and its look-alike options are easy to interchange. | 💎 PNC Pearl: Track spread of infection → Serial marking monitors treatment response</w:t>
       </w:r>
     </w:p>
     <w:p>
@@ -1249,7 +1249,7 @@
     </w:p>
     <w:p>
       <w:r>
-        <w:t>Solution: Seclusion is a last resort for safety.</w:t>
+        <w:t>Solution: ✅ Correct Answer: A. Less restrictive measures have failed and safety demands it | 🧠 Clinical Rationale: Seclusion is a last resort for safety. | ❌ Why Not Others? | B — The patient asks for it: not the appropriate nursing action here | C — Staff are on break: not the appropriate nursing action here | D — The doctor is away: not the appropriate nursing action here | ⚠️ Exam Trap: Read the exact question — the correct fact and its look-alike options are easy to interchange. | 💎 PNC Pearl: Less restrictive measures have failed and safety demands it → Seclusion is a last resort for safety</w:t>
       </w:r>
     </w:p>
     <w:p>
@@ -1294,7 +1294,7 @@
     </w:p>
     <w:p>
       <w:r>
-        <w:t>Solution: Pressured speech suggests mania; poverty of speech suggests depression/schizophrenia.</w:t>
+        <w:t>Solution: ✅ Correct Answer: A. Rate, volume, and fluency | 🧠 Clinical Rationale: Pressured speech suggests mania; poverty of speech suggests depression/schizophrenia. | ❌ Why Not Others? | B — Grammar testing: not the appropriate nursing action here | C — Diet: INH depletes B6; supplement to prevent neuropathy. | D — Exercise: Calcium, vitamin D, and fall prevention maintain bone health. | ⚠️ Exam Trap: Read the exact question — the correct fact and its look-alike options are easy to interchange. | 💎 PNC Pearl: Rate, volume, and fluency → Pressured speech suggests mania; poverty of speech suggests depression/schizophrenia</w:t>
       </w:r>
     </w:p>
     <w:p>
@@ -1339,7 +1339,7 @@
     </w:p>
     <w:p>
       <w:r>
-        <w:t>Solution: Create supportive environments and accessible counselling.</w:t>
+        <w:t>Solution: ✅ Correct Answer: A. Academic pressure and family expectations | 🧠 Clinical Rationale: Create supportive environments and accessible counselling. | ❌ Why Not Others? | B — Diet always: not the appropriate nursing action here | C — Exercise always: not the appropriate nursing action here | D — Vaccination: Absence of a scar does not mean no protection; check vaccination records. | ⚠️ Exam Trap: Read the exact question — the correct fact and its look-alike options are easy to interchange. | 💎 PNC Pearl: Academic pressure and family expectations → Create supportive environments and accessible counselling</w:t>
       </w:r>
     </w:p>
     <w:p>
@@ -1384,7 +1384,7 @@
     </w:p>
     <w:p>
       <w:r>
-        <w:t>Solution: Sterile nutrient media support bacterial growth.</w:t>
+        <w:t>Solution: ✅ Correct Answer: A. Sterile and nutritious | 🧠 Clinical Rationale: Sterile nutrient media support bacterial growth. | ❌ Why Not Others? | B — Cold: Glutaraldehyde is a high-level disinfectant/chemosterilant. | C — Acidic only: not the appropriate nursing action here | D — Dry: Mild dehydration shows thirst; severe shows shock and altered sensorium. | ⚠️ Exam Trap: Read the exact question — the correct fact and its look-alike options are easy to interchange. | 💎 PNC Pearl: Sterile and nutritious → Sterile nutrient media support bacterial growth</w:t>
       </w:r>
     </w:p>
     <w:p>
@@ -1429,7 +1429,7 @@
     </w:p>
     <w:p>
       <w:r>
-        <w:t>Solution: Vaso-occlusive crises are triggered by infection and dehydration; treat pain and hydration.</w:t>
+        <w:t>Solution: ✅ Correct Answer: A. Infection, dehydration, and hypoxia | 🧠 Clinical Rationale: Vaso-occlusive crises are triggered by infection and dehydration; treat pain and hydration. | ❌ Why Not Others? | B — Diet always: not the appropriate nursing action here | C — Exercise always: not the appropriate nursing action here | D — Vaccination: Absence of a scar does not mean no protection; check vaccination records. | ⚠️ Exam Trap: Read the exact question — the correct fact and its look-alike options are easy to interchange. | 💎 PNC Pearl: Infection, dehydration, and hypoxia → Vaso-occlusive crises are triggered by infection and dehydration; treat pain and hydration</w:t>
       </w:r>
     </w:p>
     <w:p>
@@ -1474,7 +1474,7 @@
     </w:p>
     <w:p>
       <w:r>
-        <w:t>Solution: Group A strep causes scarlet fever with a strawberry tongue.</w:t>
+        <w:t>Solution: ✅ Correct Answer: A. Streptococcus pyogenes (group A) | 🧠 Clinical Rationale: Group A strep causes scarlet fever with a strawberry tongue. | ❌ Why Not Others? | B — Staphylococcus: Keep the cord clean and dry; treat cellulitis with antibiotics. | C — Pneumococcus: not the appropriate nursing action here | D — Measles: UIP achieved polio eradication and reduced measles deaths. | ⚠️ Exam Trap: Read the exact question — the correct fact and its look-alike options are easy to interchange. | 💎 PNC Pearl: Streptococcus pyogenes (group A) → Group A strep causes scarlet fever with a strawberry tongue</w:t>
       </w:r>
     </w:p>
     <w:p>
@@ -1519,7 +1519,7 @@
     </w:p>
     <w:p>
       <w:r>
-        <w:t>Solution: The National Suicide Prevention Strategy includes means restriction and gatekeeper training.</w:t>
+        <w:t>Solution: ✅ Correct Answer: A. Restricting pesticide access and helplines | 🧠 Clinical Rationale: The National Suicide Prevention Strategy includes means restriction and gatekeeper training. | ❌ Why Not Others? | B — Diet: INH depletes B6; supplement to prevent neuropathy. | C — Exercise: Calcium, vitamin D, and fall prevention maintain bone health. | D — Vaccination: Absence of a scar does not mean no protection; check vaccination records. | ⚠️ Exam Trap: Read the exact question — the correct fact and its look-alike options are easy to interchange. | 💎 PNC Pearl: Restricting pesticide access and helplines → The National Suicide Prevention Strategy includes means restriction and gatekeeper training</w:t>
       </w:r>
     </w:p>
     <w:p>
@@ -1564,7 +1564,7 @@
     </w:p>
     <w:p>
       <w:r>
-        <w:t>Solution: Food security covers availability, access, utilization, and stability.</w:t>
+        <w:t>Solution: ✅ Correct Answer: A. Access to adequate, safe, nutritious food | 🧠 Clinical Rationale: Food security covers availability, access, utilization, and stability. | ❌ Why Not Others? | B — Calories only: not the appropriate nursing action here | C — Diet: INH depletes B6; supplement to prevent neuropathy. | D — Climate: NMSA promotes sustainable agriculture. | ⚠️ Exam Trap: Read the exact question — the correct fact and its look-alike options are easy to interchange. | 💎 PNC Pearl: Access to adequate, safe, nutritious food → Food security covers availability, access, utilization, and stability</w:t>
       </w:r>
     </w:p>
     <w:p>
@@ -1609,7 +1609,7 @@
     </w:p>
     <w:p>
       <w:r>
-        <w:t>Solution: Allergy screening prevents adverse reactions.</w:t>
+        <w:t>Solution: ✅ Correct Answer: A. Before giving any new drug | 🧠 Clinical Rationale: Allergy screening prevents adverse reactions. | ❌ Why Not Others? | B — After giving the drug: not the first ask about allergies | C — At discharge: not the first ask about allergies | D — Never: Crushing SR/ER tablets causes dose dumping. — not the first ask about allergies | ⚠️ Exam Trap: Don’t confuse "Before giving any new drug" with "After giving the drug" — they look alike and are easy to interchange. | 💎 PNC Pearl: Before giving any new drug = the first ask about allergies</w:t>
       </w:r>
     </w:p>
     <w:p>
@@ -1654,7 +1654,7 @@
     </w:p>
     <w:p>
       <w:r>
-        <w:t>Solution: ICMR recommends about 60 g/day for adult men (slightly less for women).</w:t>
+        <w:t>Solution: ✅ Correct Answer: A. 60 g/day | 🧠 Clinical Rationale: ICMR recommends about 60 g/day for adult men (slightly less for women). | ❌ Why Not Others? | B — 20 g/day: not the appropriate nursing action here | C — 150 g/day: not the appropriate nursing action here | D — 10 g/day: not the appropriate nursing action here | ⚠️ Exam Trap: Read the exact question — the correct fact and its look-alike options are easy to interchange. | 💎 PNC Pearl: 60 g/day → ICMR recommends about for adult men (slightly less for women)</w:t>
       </w:r>
     </w:p>
     <w:p>
@@ -1699,7 +1699,7 @@
     </w:p>
     <w:p>
       <w:r>
-        <w:t>Solution: LAQs require detailed responses.</w:t>
+        <w:t>Solution: ✅ Correct Answer: A. Long Answer Question | 🧠 Clinical Rationale: LAQs require detailed responses. | ❌ Why Not Others? | B — Logical Assessment Question: not the appropriate nursing action here | C — Level Assessment Question: not the appropriate nursing action here | D — Learning Achievement Question: not the appropriate nursing action here | ⚠️ Exam Trap: Read the exact question — the correct fact and its look-alike options are easy to interchange. | 💎 PNC Pearl: Long Answer Question → LAQs require detailed responses</w:t>
       </w:r>
     </w:p>
     <w:p>
@@ -1744,7 +1744,7 @@
     </w:p>
     <w:p>
       <w:r>
-        <w:t>Solution: Mucositis affects eating and oral hygiene.</w:t>
+        <w:t>Solution: ✅ Correct Answer: A. Pain, nutrition, and infection | 🧠 Clinical Rationale: Mucositis affects eating and oral hygiene. | ❌ Why Not Others? | B — Only appetite: not the appropriate nursing action here | C — Only sleep: not the appropriate nursing action here | D — Nothing: Never induce vomiting after hydrocarbon ingestion — aspiration pneumonia risk; obtain urgent care. | ⚠️ Exam Trap: Read the exact question — the correct fact and its look-alike options are easy to interchange. | 💎 PNC Pearl: Pain, nutrition, and infection → Mucositis affects eating and oral hygiene</w:t>
       </w:r>
     </w:p>
     <w:p>
@@ -1789,7 +1789,7 @@
     </w:p>
     <w:p>
       <w:r>
-        <w:t>Solution: Taking it with food eases GI upset.</w:t>
+        <w:t>Solution: ✅ Correct Answer: A. Gastric irritation | 🧠 Clinical Rationale: Taking it with food eases GI upset. | ❌ Why Not Others? | B — Sleep: Quiet, comfortable surroundings aid sleep. | C — Appetite: Cannabis: euphoria, relaxation, appetite stimulation, and altered perception; high doses cause anxiety. | D — Fever: Temperatures above 38°C are fever (pyrexia); &gt;41°C is hyperpyrexia. | ⚠️ Exam Trap: Read the exact question — the correct fact and its look-alike options are easy to interchange. | 💎 PNC Pearl: Gastric irritation → Taking it with food eases GI upset</w:t>
       </w:r>
     </w:p>
     <w:p>
@@ -1834,7 +1834,7 @@
     </w:p>
     <w:p>
       <w:r>
-        <w:t>Solution: Severe polyhydramnios causes breathlessness and preterm labour; therapeutic amnioreduction may help.</w:t>
+        <w:t>Solution: ✅ Correct Answer: A. Symptomatic maternal distress from overdistension | 🧠 Clinical Rationale: Severe polyhydramnios causes breathlessness and preterm labour; therapeutic amnioreduction may help. | ❌ Why Not Others? | B — Cosmetic concern: not the appropriate nursing action here | C — Diet: INH depletes B6; supplement to prevent neuropathy. | D — Exercise: Calcium, vitamin D, and fall prevention maintain bone health. | ⚠️ Exam Trap: Read the exact question — the correct fact and its look-alike options are easy to interchange. | 💎 PNC Pearl: Symptomatic maternal distress from overdistension → Severe polyhydramnios causes breathlessness and preterm labour; therapeutic amnioreduction may help</w:t>
       </w:r>
     </w:p>
     <w:p>
@@ -1879,7 +1879,7 @@
     </w:p>
     <w:p>
       <w:r>
-        <w:t>Solution: S1 is the closing of the atrioventricular valves.</w:t>
+        <w:t>Solution: ✅ Correct Answer: A. AV valves | 🧠 Clinical Rationale: S1 is the closing of the atrioventricular valves. | ❌ Why Not Others? | B — Semilunar valves: S2 is the closing of the aortic and pulmonary valves. — not the first heart sound S1) | C — Aortic valve only: not the first heart sound S1) | D — Pulmonary valve only: not the first heart sound S1) | ⚠️ Exam Trap: Read the exact question — the correct fact and its look-alike options are easy to interchange. | 💎 PNC Pearl: AV valves = the first heart sound S1)</w:t>
       </w:r>
     </w:p>
     <w:p>
@@ -1924,7 +1924,7 @@
     </w:p>
     <w:p>
       <w:r>
-        <w:t>Solution: The spleen lies under the left diaphragm.</w:t>
+        <w:t>Solution: ✅ Correct Answer: A. Left upper quadrant of the abdomen | 🧠 Clinical Rationale: The spleen lies under the left diaphragm. | ❌ Why Not Others? | B — Right lower quadrant: Pain begins periumbilically (visceral) then localizes to McBurney's point (somatic) as inflammation progres... — not the correct location | C — Chest: Excess thyroxine causes tachycardia and angina risk. — not the correct location | D — Pelvis: Long-bone (femur, tibia) and pelvic fractures release marrow fat, causing respiratory distress, petechiae,... — not the correct location | ⚠️ Exam Trap: Read the exact question — the correct fact and its look-alike options are easy to interchange. | 💎 PNC Pearl: Left upper quadrant of the abdomen → The spleen lies under the left diaphragm</w:t>
       </w:r>
     </w:p>
     <w:p>
@@ -1969,7 +1969,7 @@
     </w:p>
     <w:p>
       <w:r>
-        <w:t>Solution: Prolactin stimulates milk synthesis; oxytocin causes ejection.</w:t>
+        <w:t>Solution: ✅ Correct Answer: A. Prolactin | 🧠 Clinical Rationale: Prolactin stimulates milk synthesis; oxytocin causes ejection. | ❌ Why Not Others? | B — Oxytocin: Triggers milk let-down; prolactin stimulates milk production. | C — Oestrogen: Growing follicles secrete oestrogen, which rebuilds the endometrium in the proliferative phase. | D — Progesterone: Maintains the endometrium and pregnancy. | ⚠️ Exam Trap: Read the exact question — the correct fact and its look-alike options are easy to interchange. | 💎 PNC Pearl: Prolactin → stimulates milk synthesis; oxytocin causes ejection</w:t>
       </w:r>
     </w:p>
     <w:p>
@@ -2014,7 +2014,7 @@
     </w:p>
     <w:p>
       <w:r>
-        <w:t>Solution: Calm surroundings reduce stimulation.</w:t>
+        <w:t>Solution: ✅ Correct Answer: A. Excess thyroid hormone increases anxiety | 🧠 Clinical Rationale: Calm surroundings reduce stimulation. | ❌ Why Not Others? | B — It cools the room: not the appropriate nursing action here | C — It reduces pain: not the appropriate nursing action here | D — It is required: not the appropriate nursing action here | ⚠️ Exam Trap: Read the exact question — the correct fact and its look-alike options are easy to interchange. | 💎 PNC Pearl: Excess thyroid hormone increases anxiety → Calm surroundings reduce stimulation</w:t>
       </w:r>
     </w:p>
     <w:p>
@@ -2059,7 +2059,7 @@
     </w:p>
     <w:p>
       <w:r>
-        <w:t>Solution: Bundle care (skin prep, prophylaxis, normothermia) prevents SSI.</w:t>
+        <w:t>Solution: ✅ Correct Answer: A. Asepsis, antibiotics, and glucose control | 🧠 Clinical Rationale: Bundle care (skin prep, prophylaxis, normothermia) prevents SSI. | ❌ Why Not Others? | B — Antibiotics alone: not the appropriate nursing action here | C — Diet: INH depletes B6; supplement to prevent neuropathy. | D — Climate: NMSA promotes sustainable agriculture. | ⚠️ Exam Trap: Read the exact question — the correct fact and its look-alike options are easy to interchange. | 💎 PNC Pearl: Asepsis, antibiotics, and glucose control → Bundle care (skin prep, prophylaxis, normothermia) prevents SSI</w:t>
       </w:r>
     </w:p>
     <w:p>
@@ -2104,7 +2104,7 @@
     </w:p>
     <w:p>
       <w:r>
-        <w:t>Solution: GBS and coliforms dominate neonatal meningitis.</w:t>
+        <w:t>Solution: ✅ Correct Answer: A. Group B streptococcus and E. coli | 🧠 Clinical Rationale: GBS and coliforms dominate neonatal meningitis. | ❌ Why Not Others? | B — Pneumococcus: not the appropriate nursing action here | C — Meningococcus: not the appropriate nursing action here | D — Listeria: not the appropriate nursing action here | ⚠️ Exam Trap: Read the exact question — the correct fact and its look-alike options are easy to interchange. | 💎 PNC Pearl: Group B streptococcus and E. coli → GBS and coliforms dominate neonatal meningitis</w:t>
       </w:r>
     </w:p>
     <w:p>
@@ -2149,7 +2149,7 @@
     </w:p>
     <w:p>
       <w:r>
-        <w:t>Solution: Limit sugary snacks and use fluoride.</w:t>
+        <w:t>Solution: ✅ Correct Answer: A. Frequent sugar exposure | 🧠 Clinical Rationale: Limit sugary snacks and use fluoride. | ❌ Why Not Others? | B — Fluoride excess: not the appropriate nursing action here | C — Diet: INH depletes B6; supplement to prevent neuropathy. | D — Genetics: Diet and heredity drive LDL; statins and lifestyle lower it. | ⚠️ Exam Trap: Read the exact question — the correct fact and its look-alike options are easy to interchange. | 💎 PNC Pearl: Frequent sugar exposure → Limit sugary snacks and use fluoride</w:t>
       </w:r>
     </w:p>
     <w:p>
@@ -2194,7 +2194,7 @@
     </w:p>
     <w:p>
       <w:r>
-        <w:t>Solution: CRS registration underpins mortality indicators.</w:t>
+        <w:t>Solution: ✅ Correct Answer: A. Births, deaths, and marriages for health monitoring | 🧠 Clinical Rationale: CRS registration underpins mortality indicators. | ❌ Why Not Others? | B — Taxes: not the appropriate nursing action here | C — Diet: INH depletes B6; supplement to prevent neuropathy. | D — Climate: NMSA promotes sustainable agriculture. | ⚠️ Exam Trap: Read the exact question — the correct fact and its look-alike options are easy to interchange. | 💎 PNC Pearl: Births, deaths, and marriages for health monitoring → CRS registration underpins mortality indicators</w:t>
       </w:r>
     </w:p>
     <w:p>
@@ -2239,7 +2239,7 @@
     </w:p>
     <w:p>
       <w:r>
-        <w:t>Solution: Comprehensive diabetes care prevents complications.</w:t>
+        <w:t>Solution: ✅ Correct Answer: A. Blood glucose, foot care, and hypoglycaemia | 🧠 Clinical Rationale: Comprehensive diabetes care prevents complications. | ❌ Why Not Others? | B — Only appetite: not the appropriate nursing action here | C — Only sleep: not the appropriate nursing action here | D — Nothing: Never induce vomiting after hydrocarbon ingestion — aspiration pneumonia risk; obtain urgent care. | ⚠️ Exam Trap: Read the exact question — the correct fact and its look-alike options are easy to interchange. | 💎 PNC Pearl: Blood glucose, foot care, and hypoglycaemia → Comprehensive diabetes care prevents complications</w:t>
       </w:r>
     </w:p>
     <w:p>
@@ -2284,7 +2284,7 @@
     </w:p>
     <w:p>
       <w:r>
-        <w:t>Solution: Stunting reflects chronic malnutrition; wasting reflects acute malnutrition.</w:t>
+        <w:t>Solution: ✅ Correct Answer: A. Stunting (low height for age) | 🧠 Clinical Rationale: Stunting reflects chronic malnutrition; wasting reflects acute malnutrition. | ❌ Why Not Others? | B — Wasting: Marasmus reflects overall calorie deficiency with muscle wasting and a gaunt appearance. | C — Underweight only: not the appropriate nursing action here | D — Skinfold thickness: A 45° angle is used with a short/thin skinfold, 90° when a generous pinch is available, to reach subcutaneo... | ⚠️ Exam Trap: Read the exact question — the correct fact and its look-alike options are easy to interchange. | 💎 PNC Pearl: Stunting (low height for age) → Stunting reflects chronic malnutrition; wasting reflects acute malnutrition</w:t>
       </w:r>
     </w:p>
     <w:p>
@@ -2329,7 +2329,7 @@
     </w:p>
     <w:p>
       <w:r>
-        <w:t>Solution: Menarche is the onset of the first menses, usually at 10-16 years.</w:t>
+        <w:t>Solution: ✅ Correct Answer: A. The first menstrual period | 🧠 Clinical Rationale: Menarche is the onset of the first menses, usually at 10-16 years. | ❌ Why Not Others? | B — The last menstrual period: EDD = LMP + 9 months + 7 days (or LMP - 3 months + 7 days). | C — Cessation of periods: not the appropriate nursing action here | D — Painful periods: not the appropriate nursing action here | ⚠️ Exam Trap: Don’t confuse "The first menstrual period" with "The last menstrual period" — they look alike and are easy to interchange. | 💎 PNC Pearl: The first menstrual period → Menarche is the onset of the first menses, usually at 10-16 years</w:t>
       </w:r>
     </w:p>
     <w:p>
@@ -2374,7 +2374,7 @@
     </w:p>
     <w:p>
       <w:r>
-        <w:t>Solution: Feedback drives quality improvement.</w:t>
+        <w:t>Solution: ✅ Correct Answer: A. Measure and improve service quality | 🧠 Clinical Rationale: Feedback drives quality improvement. | ❌ Why Not Others? | B — Rank patients: not the appropriate nursing action here | C — Reduce staff: not the appropriate nursing action here | D — Close wards: not the appropriate nursing action here | ⚠️ Exam Trap: Read the exact question — the correct fact and its look-alike options are easy to interchange. | 💎 PNC Pearl: Measure and improve service quality → Feedback drives quality improvement</w:t>
       </w:r>
     </w:p>
     <w:p>
@@ -2419,7 +2419,7 @@
     </w:p>
     <w:p>
       <w:r>
-        <w:t>Solution: Stratification ranks people into layers (class, caste, status).</w:t>
+        <w:t>Solution: ✅ Correct Answer: A. The ranking of individuals and groups in a society | 🧠 Clinical Rationale: Stratification ranks people into layers (class, caste, status). | ❌ Why Not Others? | B — Geographic division: not the appropriate nursing action here | C — Population density: not the appropriate nursing action here | D — Educational level: not the appropriate nursing action here | ⚠️ Exam Trap: Read the exact question — the correct fact and its look-alike options are easy to interchange. | 💎 PNC Pearl: The ranking of individuals and groups in a society → Stratification ranks people into layers (class, caste, status)</w:t>
       </w:r>
     </w:p>
     <w:p>
@@ -2464,7 +2464,7 @@
     </w:p>
     <w:p>
       <w:r>
-        <w:t>Solution: Retention allows drug absorption or softening.</w:t>
+        <w:t>Solution: ✅ Correct Answer: A. The prescribed time (usually 15-30 minutes) | 🧠 Clinical Rationale: Retention allows drug absorption or softening. | ❌ Why Not Others? | B — 2 minutes: Adequate pressure prevents haematoma. | C — Until the next meal: not the appropriate nursing action here | D — One hour maximum always: not the appropriate nursing action here | ⚠️ Exam Trap: Read the exact question — the correct fact and its look-alike options are easy to interchange. | 💎 PNC Pearl: The prescribed time (usually 15-30 minutes) → Retention allows drug absorption or softening</w:t>
       </w:r>
     </w:p>
     <w:p>
@@ -2509,7 +2509,7 @@
     </w:p>
     <w:p>
       <w:r>
-        <w:t>Solution: OCD commonly begins in adolescence; symptoms wax and wane with stress.</w:t>
+        <w:t>Solution: ✅ Correct Answer: A. Late adolescence or early adulthood | 🧠 Clinical Rationale: OCD commonly begins in adolescence; symptoms wax and wane with stress. | ❌ Why Not Others? | B — Childhood always: not the appropriate nursing action here | C — Old age always: not the appropriate nursing action here | D — Infancy: Early detection, medical control, and surgery improve survival. | ⚠️ Exam Trap: Read the exact question — the correct fact and its look-alike options are easy to interchange. | 💎 PNC Pearl: Late adolescence or early adulthood → OCD commonly begins in adolescence; symptoms wax and wane with stress</w:t>
       </w:r>
     </w:p>
     <w:p>
@@ -2554,7 +2554,7 @@
     </w:p>
     <w:p>
       <w:r>
-        <w:t>Solution: Mania increases activity; frequent high-energy foods prevent weight loss.</w:t>
+        <w:t>Solution: ✅ Correct Answer: A. High calorie, high protein, easily eaten on the move | 🧠 Clinical Rationale: Mania increases activity; frequent high-energy foods prevent weight loss. | ❌ Why Not Others? | B — Strictly liquid only: not the appropriate nursing action here | C — Restricted in fluids: not the appropriate nursing action here | D — Only snacks at night: not the appropriate nursing action here | ⚠️ Exam Trap: Read the exact question — the correct fact and its look-alike options are easy to interchange. | 💎 PNC Pearl: High calorie, high protein, easily eaten on the move → Mania increases activity; frequent high-energy foods prevent weight loss</w:t>
       </w:r>
     </w:p>
     <w:p>
@@ -2599,7 +2599,7 @@
     </w:p>
     <w:p>
       <w:r>
-        <w:t>Solution: Dissociative amnesia is reversible memory loss for stressful events.</w:t>
+        <w:t>Solution: ✅ Correct Answer: A. Psychological stress blocking memory | 🧠 Clinical Rationale: Dissociative amnesia is reversible memory loss for stressful events. | ❌ Why Not Others? | B — Head injury always: not the appropriate nursing action here | C — Diet: INH depletes B6; supplement to prevent neuropathy. | D — Exercise: Calcium, vitamin D, and fall prevention maintain bone health. | ⚠️ Exam Trap: Read the exact question — the correct fact and its look-alike options are easy to interchange. | 💎 PNC Pearl: Psychological stress blocking memory → Dissociative amnesia is reversible memory loss for stressful events</w:t>
       </w:r>
     </w:p>
     <w:p>
@@ -2644,7 +2644,7 @@
     </w:p>
     <w:p>
       <w:r>
-        <w:t>Solution: Regular cleaning of high-touch surfaces prevents spread.</w:t>
+        <w:t>Solution: ✅ Correct Answer: A. Reducing hospital-acquired infections | 🧠 Clinical Rationale: Regular cleaning of high-touch surfaces prevents spread. | ❌ Why Not Others? | B — Appearance: BDD causes distress and checking; SSRIs and CBT help. | C — Diet: INH depletes B6; supplement to prevent neuropathy. | D — Climate: NMSA promotes sustainable agriculture. | ⚠️ Exam Trap: Read the exact question — the correct fact and its look-alike options are easy to interchange. | 💎 PNC Pearl: Reducing hospital-acquired infections → Regular cleaning of high-touch surfaces prevents spread</w:t>
       </w:r>
     </w:p>
     <w:p>
@@ -2689,7 +2689,7 @@
     </w:p>
     <w:p>
       <w:r>
-        <w:t>Solution: Steroids cause bone loss, glucose intolerance, immunosuppression, and fluid retention; taper to avoid adrenal crisis.</w:t>
+        <w:t>Solution: ✅ Correct Answer: A. Osteoporosis, hyperglycaemia, and immunosuppression | 🧠 Clinical Rationale: Steroids cause bone loss, glucose intolerance, immunosuppression, and fluid retention; taper to avoid adrenal crisis. | ❌ Why Not Others? | B — Hypoglycaemia: Insulin secretagogues cause hypoglycaemia, especially with missed meals or renal impairment. | C — Bradycardia: Bradycardia = 60 beats per minute | D — Hyperkalaemia: Spironolactone raises potassium; avoid with ACE inhibitors and potassium supplements. | ⚠️ Exam Trap: Read the exact question — the correct fact and its look-alike options are easy to interchange. | 💎 PNC Pearl: Osteoporosis, hyperglycaemia, and immunosuppression → Steroids cause bone loss, glucose intolerance, immunosuppression, and fluid retention; taper to avoid adrenal crisis</w:t>
       </w:r>
     </w:p>
     <w:p>
@@ -2734,7 +2734,7 @@
     </w:p>
     <w:p>
       <w:r>
-        <w:t>Solution: Prevention and promotion at the population level define community health nursing.</w:t>
+        <w:t>Solution: ✅ Correct Answer: A. Health promotion and disease prevention | 🧠 Clinical Rationale: Prevention and promotion at the population level define community health nursing. | ❌ Why Not Others? | B — Acute care: not the appropriate nursing action here | C — Rehabilitation only: not the appropriate nursing action here | D — Tertiary care: not the appropriate nursing action here | ⚠️ Exam Trap: Read the exact question — the correct fact and its look-alike options are easy to interchange. | 💎 PNC Pearl: Health promotion and disease prevention → Prevention and promotion at the population level define community health nursing</w:t>
       </w:r>
     </w:p>
     <w:p>
@@ -2779,7 +2779,7 @@
     </w:p>
     <w:p>
       <w:r>
-        <w:t>Solution: Haemophilia causes spontaneous bleeding.</w:t>
+        <w:t>Solution: ✅ Correct Answer: A. Bleeding into joints and tissues | 🧠 Clinical Rationale: Haemophilia causes spontaneous bleeding. | ❌ Why Not Others? | B — Weight gain: Low metabolism causes cold intolerance, weight gain, and bradycardia. | C — Constipation: Opioids slow GI motility; prophylactic stool softeners and fluids are routine. | D — Fever: Temperatures above 38°C are fever (pyrexia); &gt;41°C is hyperpyrexia. | ⚠️ Exam Trap: Read the exact question — the correct fact and its look-alike options are easy to interchange. | 💎 PNC Pearl: Bleeding into joints and tissues → Haemophilia causes spontaneous bleeding</w:t>
       </w:r>
     </w:p>
     <w:p>
@@ -2824,7 +2824,7 @@
     </w:p>
     <w:p>
       <w:r>
-        <w:t>Solution: Naloxone rapidly reverses opioids.</w:t>
+        <w:t>Solution: ✅ Correct Answer: A. Intravenously or intranasally as available | 🧠 Clinical Rationale: Naloxone rapidly reverses opioids. | ❌ Why Not Others? | B — Orally: not the appropriate nursing action here | C — Topically: not the appropriate nursing action here | D — Never: Crushing SR/ER tablets causes dose dumping. | ⚠️ Exam Trap: Read the exact question — the correct fact and its look-alike options are easy to interchange. | 💎 PNC Pearl: Intravenously or intranasally as available → Naloxone rapidly reverses opioids</w:t>
       </w:r>
     </w:p>
     <w:p>
@@ -2869,7 +2869,7 @@
     </w:p>
     <w:p>
       <w:r>
-        <w:t>Solution: Organic reduces pesticide exposure but costs more.</w:t>
+        <w:t>Solution: ✅ Correct Answer: A. Perceived safety and environmental benefit | 🧠 Clinical Rationale: Organic reduces pesticide exposure but costs more. | ❌ Why Not Others? | B — Taste only: not the appropriate nursing action here | C — Cost only: not the appropriate nursing action here | D — Marketing: Social marketing positions health as attractive and accessible. | ⚠️ Exam Trap: Read the exact question — the correct fact and its look-alike options are easy to interchange. | 💎 PNC Pearl: Perceived safety and environmental benefit → Organic reduces pesticide exposure but costs more</w:t>
       </w:r>
     </w:p>
     <w:p>
@@ -2914,7 +2914,7 @@
     </w:p>
     <w:p>
       <w:r>
-        <w:t>Solution: The phrenic nerve drives the diaphragm for breathing.</w:t>
+        <w:t>Solution: ✅ Correct Answer: A. Phrenic nerve (C3-C5) | 🧠 Clinical Rationale: The phrenic nerve drives the diaphragm for breathing. | ❌ Why Not Others? | B — Vagus nerve: The vagus (CN X) provides parasympathetic supply to viscera. | C — Facial nerve: not the appropriate nursing action here | D — Sciatic nerve: The sciatic nerve runs near the dorsogluteal site; in small children the gluteal fat is insufficient, so th... | ⚠️ Exam Trap: Read the exact question — the correct fact and its look-alike options are easy to interchange. | 💎 PNC Pearl: Phrenic nerve (C3-C5) → The phrenic nerve drives the diaphragm for breathing</w:t>
       </w:r>
     </w:p>
     <w:p>
@@ -2959,7 +2959,7 @@
     </w:p>
     <w:p>
       <w:r>
-        <w:t>Solution: The cerebellum fine-tunes motor coordination.</w:t>
+        <w:t>Solution: ✅ Correct Answer: A. Coordination of movement and balance | 🧠 Clinical Rationale: The cerebellum fine-tunes motor coordination. | ❌ Why Not Others? | B — Thought: not the appropriate nursing action here | C — Emotion: Reflection validates and deepens exploration. | D — Language: The 1956 Act grouped states mainly by language. | ⚠️ Exam Trap: Read the exact question — the correct fact and its look-alike options are easy to interchange. | 💎 PNC Pearl: Coordination of movement and balance → The cerebellum fine-tunes motor coordination</w:t>
       </w:r>
     </w:p>
     <w:p>
@@ -3004,7 +3004,7 @@
     </w:p>
     <w:p>
       <w:r>
-        <w:t>Solution: BPP scores 5 variables (2 points each) to assess foetal wellbeing.</w:t>
+        <w:t>Solution: ✅ Correct Answer: A. NST, amniotic fluid, foetal tone, movement, and breathing | 🧠 Clinical Rationale: BPP scores 5 variables (2 points each) to assess foetal wellbeing. | ❌ Why Not Others? | B — Blood sugar only: not the appropriate nursing action here | C — Weight only: not the appropriate nursing action here | D — Hb only: not the appropriate nursing action here | ⚠️ Exam Trap: Read the exact question — the correct fact and its look-alike options are easy to interchange. | 💎 PNC Pearl: NST, amniotic fluid, foetal tone, movement, and breathing → BPP scores 5 variables (2 points each) to assess foetal wellbeing</w:t>
       </w:r>
     </w:p>
     <w:p>
@@ -3049,7 +3049,7 @@
     </w:p>
     <w:p>
       <w:r>
-        <w:t>Solution: Withdrawing slightly reduces mucosal trauma.</w:t>
+        <w:t>Solution: ✅ Correct Answer: A. 1-2 cm before applying suction | 🧠 Clinical Rationale: Withdrawing slightly reduces mucosal trauma. | ❌ Why Not Others? | B — 10 cm more: not the appropriate nursing action here | C — Halfway out: not the appropriate nursing action here | D — Completely: Alcohol abstinence is essential; protein is adjusted for encephalopathy. | ⚠️ Exam Trap: Read the exact question — the correct fact and its look-alike options are easy to interchange. | 💎 PNC Pearl: 1-2 cm before applying suction → Withdrawing slightly reduces mucosal trauma</w:t>
       </w:r>
     </w:p>
     <w:p>
@@ -3094,7 +3094,7 @@
     </w:p>
     <w:p>
       <w:r>
-        <w:t>Solution: Venules collect blood from capillary beds.</w:t>
+        <w:t>Solution: ✅ Correct Answer: A. Capillaries to veins | 🧠 Clinical Rationale: Venules collect blood from capillary beds. | ❌ Why Not Others? | B — Arteries to capillaries: not the appropriate nursing action here | C — The heart to tissues: not the appropriate nursing action here | D — The lungs to the heart: not the appropriate nursing action here | ⚠️ Exam Trap: Read the exact question — the correct fact and its look-alike options are easy to interchange. | 💎 PNC Pearl: Capillaries to veins → Venules collect blood from capillary beds</w:t>
       </w:r>
     </w:p>
     <w:p>
@@ -3139,7 +3139,7 @@
     </w:p>
     <w:p>
       <w:r>
-        <w:t>Solution: Compressions target the lower sternum.</w:t>
+        <w:t>Solution: ✅ Correct Answer: A. Centre of the chest, lower half of the sternum | 🧠 Clinical Rationale: Compressions target the lower sternum. | ❌ Why Not Others? | B — Upper sternum: Sternum-apex placement is standard. | C — Left side of the chest: not the appropriate nursing action here | D — Xiphoid process: Nose → earlobe → xiphoid (NEX method) estimates gastric placement length. | ⚠️ Exam Trap: Don’t confuse "Centre of the chest, lower half of the sternum" with "Left side of the chest" — they look alike and are easy to interchange. | 💎 PNC Pearl: Centre of the chest, lower half of the sternum → Compressions target the lower sternum</w:t>
       </w:r>
     </w:p>
     <w:p>
@@ -3184,7 +3184,7 @@
     </w:p>
     <w:p>
       <w:r>
-        <w:t>Solution: Digibind neutralises digoxin.</w:t>
+        <w:t>Solution: ✅ Correct Answer: A. Digoxin-specific Fab antibody fragments | 🧠 Clinical Rationale: Digibind neutralises digoxin. | ❌ Why Not Others? | B — Atropine: Raises the heart rate in symptomatic bradycardia. | C — Lidocaine: not the appropriate nursing action here | D — Calcium: Makes up most of bone mineral mass. | ⚠️ Exam Trap: Read the exact question — the correct fact and its look-alike options are easy to interchange. | 💎 PNC Pearl: Digoxin-specific Fab antibody fragments → Digibind neutralises digoxin</w:t>
       </w:r>
     </w:p>
     <w:p>
@@ -3229,7 +3229,7 @@
     </w:p>
     <w:p>
       <w:r>
-        <w:t>Solution: Untreated lung infections scar airways; physiotherapy and antibiotics help.</w:t>
+        <w:t>Solution: ✅ Correct Answer: A. Post-infectious (measles, TB, pertussis) | 🧠 Clinical Rationale: Untreated lung infections scar airways; physiotherapy and antibiotics help. | ❌ Why Not Others? | B — Cystic fibrosis always: not the appropriate nursing action here | C — Diet: INH depletes B6; supplement to prevent neuropathy. | D — Exercise: Calcium, vitamin D, and fall prevention maintain bone health. | ⚠️ Exam Trap: Read the exact question — the correct fact and its look-alike options are easy to interchange. | 💎 PNC Pearl: Post-infectious (measles, TB, pertussis) → Untreated lung infections scar airways; physiotherapy and antibiotics help</w:t>
       </w:r>
     </w:p>
     <w:p>
@@ -3274,7 +3274,7 @@
     </w:p>
     <w:p>
       <w:r>
-        <w:t>Solution: Pesticide poisoning and hanging dominate Indian suicides; restrict access.</w:t>
+        <w:t>Solution: ✅ Correct Answer: A. Poisoning and hanging | 🧠 Clinical Rationale: Pesticide poisoning and hanging dominate Indian suicides; restrict access. | ❌ Why Not Others? | B — Firearms: not the appropriate nursing action here | C — Jumping: not the appropriate nursing action here | D — Drowning: Supervise eating and water; teach first aid. | ⚠️ Exam Trap: Read the exact question — the correct fact and its look-alike options are easy to interchange. | 💎 PNC Pearl: Poisoning and hanging → Pesticide dominate Indian suicides; restrict access</w:t>
       </w:r>
     </w:p>
     <w:p>
@@ -3319,7 +3319,7 @@
     </w:p>
     <w:p>
       <w:r>
-        <w:t>Solution: Nitroglycerin degrades with light, heat, and moisture.</w:t>
+        <w:t>Solution: ✅ Correct Answer: A. In the original dark container, tightly capped | 🧠 Clinical Rationale: Nitroglycerin degrades with light, heat, and moisture. | ❌ Why Not Others? | B — In sunlight: not the appropriate nursing action here | C — In the bathroom cabinet: not the appropriate nursing action here | D — In the freezer: not the appropriate nursing action here | ⚠️ Exam Trap: Read the exact question — the correct fact and its look-alike options are easy to interchange. | 💎 PNC Pearl: In the original dark container, tightly capped → Nitroglycerin degrades with light, heat, and moisture</w:t>
       </w:r>
     </w:p>
     <w:p>
@@ -3364,7 +3364,7 @@
     </w:p>
     <w:p>
       <w:r>
-        <w:t>Solution: Documentation ensures continuity and accuracy.</w:t>
+        <w:t>Solution: ✅ Correct Answer: A. With the date, time, and details | 🧠 Clinical Rationale: Documentation ensures continuity and accuracy. | ❌ Why Not Others? | B — Never: Crushing SR/ER tablets causes dose dumping. | C — Only verbally: not the appropriate nursing action here | D — At discharge: not the appropriate nursing action here | ⚠️ Exam Trap: Read the exact question — the correct fact and its look-alike options are easy to interchange. | 💎 PNC Pearl: With the date, time, and details → Documentation ensures continuity and accuracy</w:t>
       </w:r>
     </w:p>
     <w:p>
@@ -3409,7 +3409,7 @@
     </w:p>
     <w:p>
       <w:r>
-        <w:t>Solution: Aspirating pericardial fluid relieves tamponade.</w:t>
+        <w:t>Solution: ✅ Correct Answer: A. Pericardiocentesis | 🧠 Clinical Rationale: Aspirating pericardial fluid relieves tamponade. | ❌ Why Not Others? | B — Endoscopy: OGD diagnoses and treats (banding, injection) bleeding lesions. | C — Dialysis: FBNC comprises NBSUs, SNCUs, and KMC wards — not dialysis units. | D — Radiotherapy: not the appropriate nursing action here | ⚠️ Exam Trap: Read the exact question — the correct fact and its look-alike options are easy to interchange. | 💎 PNC Pearl: Pericardiocentesis → Aspirating pericardial fluid relieves tamponade</w:t>
       </w:r>
     </w:p>
     <w:p>
@@ -3454,7 +3454,7 @@
     </w:p>
     <w:p>
       <w:r>
-        <w:t>Solution: Perception gives meaning to sensations.</w:t>
+        <w:t>Solution: ✅ Correct Answer: A. Interpreting and organizing sensory information | 🧠 Clinical Rationale: Perception gives meaning to sensations. | ❌ Why Not Others? | B — Receiving stimuli: not the appropriate nursing action here | C — Reflex action: not the appropriate nursing action here | D — Memory recall: not the appropriate nursing action here | ⚠️ Exam Trap: Read the exact question — the correct fact and its look-alike options are easy to interchange. | 💎 PNC Pearl: Interpreting and organizing sensory information → Perception gives meaning to sensations</w:t>
       </w:r>
     </w:p>
     <w:p>
@@ -3499,7 +3499,7 @@
     </w:p>
     <w:p>
       <w:r>
-        <w:t>Solution: Front-to-back prevents rectal contamination of the urethra.</w:t>
+        <w:t>Solution: ✅ Correct Answer: A. From front (urethra) to back (anus) | 🧠 Clinical Rationale: Front-to-back prevents rectal contamination of the urethra. | ❌ Why Not Others? | B — From back to front: not the appropriate nursing action here | C — Circular motion: not the appropriate nursing action here | D — Any direction: not the appropriate nursing action here | ⚠️ Exam Trap: Don’t confuse "From front (urethra) to back (anus)" with "From back to front" — they look alike and are easy to interchange. | 💎 PNC Pearl: From front (urethra) to back (anus) → Front-to-back prevents rectal contamination of the urethra</w:t>
       </w:r>
     </w:p>
     <w:p>
@@ -3544,7 +3544,7 @@
     </w:p>
     <w:p>
       <w:r>
-        <w:t>Solution: Vitamin E deficiency causes haemolysis and neuropathy.</w:t>
+        <w:t>Solution: ✅ Correct Answer: A. Fat malabsorption and prematurity | 🧠 Clinical Rationale: Vitamin E deficiency causes haemolysis and neuropathy. | ❌ Why Not Others? | B — Normal diet: not the appropriate nursing action here | C — Exercise: Calcium, vitamin D, and fall prevention maintain bone health. | D — Sunlight: Fortified foods, and vitamin D supplements prevent rickets. | ⚠️ Exam Trap: Read the exact question — the correct fact and its look-alike options are easy to interchange. | 💎 PNC Pearl: Fat malabsorption and prematurity → Vitamin E deficiency causes haemolysis and neuropathy</w:t>
       </w:r>
     </w:p>
     <w:p>
@@ -3589,7 +3589,7 @@
     </w:p>
     <w:p>
       <w:r>
-        <w:t>Solution: Menopause is diagnosed after 12 months of amenorrhoea, typically around age 45-55.</w:t>
+        <w:t>Solution: ✅ Correct Answer: A. Permanent cessation of menstruation for 12 consecutive months | 🧠 Clinical Rationale: Menopause is diagnosed after 12 months of amenorrhoea, typically around age 45-55. | ❌ Why Not Others? | B — Scanty periods: not the appropriate nursing action here | C — Irregular periods: not the appropriate nursing action here | D — Heavy periods: not the appropriate nursing action here | ⚠️ Exam Trap: Read the exact question — the correct fact and its look-alike options are easy to interchange. | 💎 PNC Pearl: Permanent cessation of menstruation for 12 consecutive months → Menopause is diagnosed after 12 months of amenorrhoea, typically around age 45-55</w:t>
       </w:r>
     </w:p>
     <w:p>
@@ -3634,7 +3634,7 @@
     </w:p>
     <w:p>
       <w:r>
-        <w:t>Solution: Rifampicin is a first-line anti-TB drug.</w:t>
+        <w:t>Solution: ✅ Correct Answer: A. Rifampicin | 🧠 Clinical Rationale: Rifampicin is a first-line anti-TB drug. | ❌ Why Not Others? | B — Ranitidine: not the appropriate nursing action here | C — Ribavirin: not the appropriate nursing action here | D — Rituximab: not the appropriate nursing action here | ⚠️ Exam Trap: Read the exact question — the correct fact and its look-alike options are easy to interchange. | 💎 PNC Pearl: Rifampicin → a first-line anti-TB drug</w:t>
       </w:r>
     </w:p>
     <w:p>
@@ -3679,7 +3679,7 @@
     </w:p>
     <w:p>
       <w:r>
-        <w:t>Solution: Residual volume cannot be voluntarily expelled.</w:t>
+        <w:t>Solution: ✅ Correct Answer: A. Remaining in the lungs after maximal expiration | 🧠 Clinical Rationale: Residual volume cannot be voluntarily expelled. | ❌ Why Not Others? | B — Breathed in normally: not the appropriate nursing action here | C — Exhaled forcefully: not the appropriate nursing action here | D — In the dead space only: not the appropriate nursing action here | ⚠️ Exam Trap: Read the exact question — the correct fact and its look-alike options are easy to interchange. | 💎 PNC Pearl: Remaining in the lungs after maximal expiration → Residual volume cannot be voluntarily expelled</w:t>
       </w:r>
     </w:p>
     <w:p>
@@ -3724,7 +3724,7 @@
     </w:p>
     <w:p>
       <w:r>
-        <w:t>Solution: Skilled birth attendance and referral systems save lives.</w:t>
+        <w:t>Solution: ✅ Correct Answer: A. Unskilled attendance and delay in referral | 🧠 Clinical Rationale: Skilled birth attendance and referral systems save lives. | ❌ Why Not Others? | B — Diet: INH depletes B6; supplement to prevent neuropathy. | C — Climate: NMSA promotes sustainable agriculture. | D — Genetics: Diet and heredity drive LDL; statins and lifestyle lower it. | ⚠️ Exam Trap: Read the exact question — the correct fact and its look-alike options are easy to interchange. | 💎 PNC Pearl: Unskilled attendance and delay in referral → Skilled birth attendance and referral systems save lives</w:t>
       </w:r>
     </w:p>
     <w:p>
@@ -3769,7 +3769,7 @@
     </w:p>
     <w:p>
       <w:r>
-        <w:t>Solution: Theophylline toxicity is serious; monitor levels.</w:t>
+        <w:t>Solution: ✅ Correct Answer: A. Tachycardia, nausea, and seizures | 🧠 Clinical Rationale: Theophylline toxicity is serious; monitor levels. | ❌ Why Not Others? | B — Bradycardia: Bradycardia = 60 beats per minute | C — Hypotension: Intradialytic hypotension from rapid fluid removal is the most common complication. | D — Diarrhoea: Cholinergic side effects (nausea, vomiting, bradycardia) are common with cholinesterase inhibitors. | ⚠️ Exam Trap: Read the exact question — the correct fact and its look-alike options are easy to interchange. | 💎 PNC Pearl: Tachycardia, nausea, and seizures → Theophylline toxicity is serious; monitor levels</w:t>
       </w:r>
     </w:p>
     <w:p>
@@ -3814,7 +3814,7 @@
     </w:p>
     <w:p>
       <w:r>
-        <w:t>Solution: Simulation allows safe, repeatable skill practice.</w:t>
+        <w:t>Solution: ✅ Correct Answer: A. Practising skills in a realistic but safe environment | 🧠 Clinical Rationale: Simulation allows safe, repeatable skill practice. | ❌ Why Not Others? | B — Reading textbooks: not the appropriate nursing action here | C — Writing essays: not the appropriate nursing action here | D — Attendance records: not the appropriate nursing action here | ⚠️ Exam Trap: Read the exact question — the correct fact and its look-alike options are easy to interchange. | 💎 PNC Pearl: Practising skills in a realistic but safe environment → Simulation allows safe, repeatable skill practice</w:t>
       </w:r>
     </w:p>
     <w:p>
@@ -3859,7 +3859,7 @@
     </w:p>
     <w:p>
       <w:r>
-        <w:t>Solution: Alveoli are the sites of gas exchange.</w:t>
+        <w:t>Solution: ✅ Correct Answer: A. Alveolus | 🧠 Clinical Rationale: Alveoli are the sites of gas exchange. | ❌ Why Not Others? | B — Nephron: Each nephron filters blood and forms urine. — the unit of a different quantity | C — Bronchiole: the unit of a different quantity | D — Trachea: the unit of a different quantity | ⚠️ Exam Trap: Match each unit to its exact quantity — units of related quantities are the classic trap. | 💎 PNC Pearl: Alveolus → Alveoli are the sites of gas exchange</w:t>
       </w:r>
     </w:p>
     <w:p>
@@ -3904,7 +3904,7 @@
     </w:p>
     <w:p>
       <w:r>
-        <w:t>Solution: Endometritis progressing to sepsis needs antibiotics, source control, and organ support.</w:t>
+        <w:t>Solution: ✅ Correct Answer: A. Puerperal sepsis from genital tract infection | 🧠 Clinical Rationale: Endometritis progressing to sepsis needs antibiotics, source control, and organ support. | ❌ Why Not Others? | B — Diet: INH depletes B6; supplement to prevent neuropathy. | C — Exercise: Calcium, vitamin D, and fall prevention maintain bone health. | D — Vaccination: Absence of a scar does not mean no protection; check vaccination records. | ⚠️ Exam Trap: Read the exact question — the correct fact and its look-alike options are easy to interchange. | 💎 PNC Pearl: Puerperal sepsis from genital tract infection → Endometritis progressing to sepsis needs antibiotics, source control, and organ support</w:t>
       </w:r>
     </w:p>
     <w:p>
@@ -3949,7 +3949,7 @@
     </w:p>
     <w:p>
       <w:r>
-        <w:t>Solution: Capillary refill over 3 seconds suggests poor perfusion.</w:t>
+        <w:t>Solution: ✅ Correct Answer: A. Peripheral circulation | 🧠 Clinical Rationale: Capillary refill over 3 seconds suggests poor perfusion. | ❌ Why Not Others? | B — Appetite: Cannabis: euphoria, relaxation, appetite stimulation, and altered perception; high doses cause anxiety. | C — Hearing: Aminoglycosides are ototoxic and nephrotoxic. | D — Vision: Acute closed-angle glaucoma is an emergency (fixed mid-dilated pupil, nausea); treat to prevent blindness. | ⚠️ Exam Trap: Read the exact question — the correct fact and its look-alike options are easy to interchange. | 💎 PNC Pearl: Peripheral circulation → Capillary refill over 3 seconds suggests poor perfusion</w:t>
       </w:r>
     </w:p>
     <w:p>
@@ -3994,7 +3994,7 @@
     </w:p>
     <w:p>
       <w:r>
-        <w:t>Solution: Lateral positioning keeps the airway clear of vomitus.</w:t>
+        <w:t>Solution: ✅ Correct Answer: A. Lateral (side-lying) position | 🧠 Clinical Rationale: Lateral positioning keeps the airway clear of vomitus. | ❌ Why Not Others? | B — Supine position: Flat lying prevents post-LP headache from CSF leak. | C — Prone position: not the appropriate nursing action here | D — Sitting upright only: not the appropriate nursing action here | ⚠️ Exam Trap: Read the exact question — the correct fact and its look-alike options are easy to interchange. | 💎 PNC Pearl: Lateral (side-lying) position → Lateral positioning keeps the airway clear of vomitus</w:t>
       </w:r>
     </w:p>
     <w:p>
@@ -4039,7 +4039,7 @@
     </w:p>
     <w:p>
       <w:r>
-        <w:t>Solution: RCTs are the gold standard for intervention studies.</w:t>
+        <w:t>Solution: ✅ Correct Answer: A. Randomized Controlled Trial | 🧠 Clinical Rationale: RCTs are the gold standard for intervention studies. | ❌ Why Not Others? | B — Rapid Clinical Test: not the appropriate nursing action here | C — Random Clinical Treatment: not the appropriate nursing action here | D — Regional Controlled Trial: not the appropriate nursing action here | ⚠️ Exam Trap: Don’t confuse "Randomized Controlled Trial" with "Regional Controlled Trial" — they look alike and are easy to interchange. | 💎 PNC Pearl: Randomized Controlled Trial → RCTs are the gold standard for intervention studies</w:t>
       </w:r>
     </w:p>
     <w:p>
@@ -4084,7 +4084,7 @@
     </w:p>
     <w:p>
       <w:r>
-        <w:t>Solution: Kilkari delivers weekly audio health messages to families.</w:t>
+        <w:t>Solution: ✅ Correct Answer: A. Weekly by phone from the 2nd trimester to 1 year | 🧠 Clinical Rationale: Kilkari delivers weekly audio health messages to families. | ❌ Why Not Others? | B — Daily by post: not the appropriate nursing action here | C — Only at hospitals: not the appropriate nursing action here | D — Only by TV: not the appropriate nursing action here | ⚠️ Exam Trap: Read the exact question — the correct fact and its look-alike options are easy to interchange. | 💎 PNC Pearl: Weekly by phone from the 2nd trimester to 1 year → Kilkari delivers weekly audio health messages to families</w:t>
       </w:r>
     </w:p>
     <w:p>
@@ -4129,7 +4129,7 @@
     </w:p>
     <w:p>
       <w:r>
-        <w:t>Solution: Minimum dietary diversity = 4+ of 7 food groups daily.</w:t>
+        <w:t>Solution: ✅ Correct Answer: A. 4 of 7 food groups | 🧠 Clinical Rationale: Minimum dietary diversity = 4+ of 7 food groups daily. | ❌ Why Not Others? | B — Only cereals: not the appropriate nursing action here | C — Only milk: not the appropriate nursing action here | D — Only fruits: not the appropriate nursing action here | ⚠️ Exam Trap: Read the exact question — the correct fact and its look-alike options are easy to interchange. | 💎 PNC Pearl: 4 of 7 food groups → Minimum dietary diversity = 4+ of 7 food groups daily</w:t>
       </w:r>
     </w:p>
     <w:p>
@@ -4174,7 +4174,7 @@
     </w:p>
     <w:p>
       <w:r>
-        <w:t>Solution: JSSK provides free delivery and care for all.</w:t>
+        <w:t>Solution: ✅ Correct Answer: A. Free of cost in public health institutions | 🧠 Clinical Rationale: JSSK provides free delivery and care for all. | ❌ Why Not Others? | B — Only in private hospitals: not the appropriate nursing action here | C — Charged at reduced rates: not the appropriate nursing action here | D — Free only for BPL families: not the appropriate nursing action here | ⚠️ Exam Trap: Read the exact question — the correct fact and its look-alike options are easy to interchange. | 💎 PNC Pearl: Free of cost in public health institutions → JSSK provides free delivery and care for all</w:t>
       </w:r>
     </w:p>
     <w:p>
@@ -4219,7 +4219,7 @@
     </w:p>
     <w:p>
       <w:r>
-        <w:t>Solution: TT doses protect mother and newborn from tetanus.</w:t>
+        <w:t>Solution: ✅ Correct Answer: A. Tetanus Toxoid | 🧠 Clinical Rationale: TT doses protect mother and newborn from tetanus. | ❌ Why Not Others? | B — Tuberculosis Test: not the appropriate nursing action here | C — Thyroid Test: not the appropriate nursing action here | D — Typhoid Test: not the appropriate nursing action here | ⚠️ Exam Trap: Read the exact question — the correct fact and its look-alike options are easy to interchange. | 💎 PNC Pearl: Tetanus Toxoid → TT doses protect mother and newborn from tetanus</w:t>
       </w:r>
     </w:p>
     <w:p>
@@ -4264,7 +4264,7 @@
     </w:p>
     <w:p>
       <w:r>
-        <w:t>Solution: AMB (2018) uses IFA, deworming, testing, and dietary approaches for all groups.</w:t>
+        <w:t>Solution: ✅ Correct Answer: A. Reduction of anaemia across all age groups | 🧠 Clinical Rationale: AMB (2018) uses IFA, deworming, testing, and dietary approaches for all groups. | ❌ Why Not Others? | B — Only children: not the appropriate nursing action here | C — Only pregnant women: not the appropriate nursing action here | D — Only men: not the appropriate nursing action here | ⚠️ Exam Trap: Read the exact question — the correct fact and its look-alike options are easy to interchange. | 💎 PNC Pearl: Reduction of anaemia across all age groups → AMB (2018) uses IFA, deworming, testing, and dietary approaches for all groups</w:t>
       </w:r>
     </w:p>
     <w:p>
@@ -4309,7 +4309,7 @@
     </w:p>
     <w:p>
       <w:r>
-        <w:t>Solution: NFHS is coordinated by IIPS under the Health Ministry.</w:t>
+        <w:t>Solution: ✅ Correct Answer: A. The Ministry of Health and Family Welfare (via IIPS) | 🧠 Clinical Rationale: NFHS is coordinated by IIPS under the Health Ministry. | ❌ Why Not Others? | B — The RBI: Manages forex reserves. | C — The Election Commission: not the appropriate nursing action here | D — ISRO: not the appropriate nursing action here | ⚠️ Exam Trap: Read the exact question — the correct fact and its look-alike options are easy to interchange. | 💎 PNC Pearl: The Ministry of Health and Family Welfare (via IIPS) → NFHS is coordinated by IIPS under the Health Ministry</w:t>
       </w:r>
     </w:p>
     <w:p>
@@ -4354,7 +4354,7 @@
     </w:p>
     <w:p>
       <w:r>
-        <w:t>Solution: AWWs deliver nutrition and health services at Anganwadis.</w:t>
+        <w:t>Solution: ✅ Correct Answer: A. Anganwadi Worker | 🧠 Clinical Rationale: AWWs deliver nutrition and health services at Anganwadis. | ❌ Why Not Others? | B — Auxiliary Welfare Worker: not the appropriate nursing action here | C — Adult Well-being Worker: not the appropriate nursing action here | D — Area Water Worker: not the appropriate nursing action here | ⚠️ Exam Trap: Read the exact question — the correct fact and its look-alike options are easy to interchange. | 💎 PNC Pearl: Anganwadi Worker → AWWs deliver nutrition and health services at Anganwadis</w:t>
       </w:r>
     </w:p>
     <w:p>
@@ -4399,7 +4399,7 @@
     </w:p>
     <w:p>
       <w:r>
-        <w:t>Solution: Dakshata improves intrapartum care.</w:t>
+        <w:t>Solution: ✅ Correct Answer: A. A programme to strengthen labour room care | 🧠 Clinical Rationale: Dakshata improves intrapartum care. | ❌ Why Not Others? | B — A blood bank programme: not the appropriate nursing action here | C — A vaccine campaign: not the appropriate nursing action here | D — A nutrition scheme: not the appropriate nursing action here | ⚠️ Exam Trap: Read the exact question — the correct fact and its look-alike options are easy to interchange. | 💎 PNC Pearl: A programme to strengthen labour room care → Dakshata improves intrapartum care</w:t>
       </w:r>
     </w:p>
     <w:p>
@@ -4444,7 +4444,7 @@
     </w:p>
     <w:p>
       <w:r>
-        <w:t>Solution: Underweight combines chronic and acute malnutrition indicators.</w:t>
+        <w:t>Solution: ✅ Correct Answer: A. Low weight for age | 🧠 Clinical Rationale: Underweight combines chronic and acute malnutrition indicators. | ❌ Why Not Others? | B — Low height for age: Stunting reflects chronic undernutrition; wasting reflects acute undernutrition. | C — Low BMI only: not the appropriate nursing action here | D — High weight for age: not the appropriate nursing action here | ⚠️ Exam Trap: Don’t confuse "Low weight for age" with "Low height for age" — they look alike and are easy to interchange. | 💎 PNC Pearl: Low weight for age → Underweight combines chronic and acute malnutrition indicators</w:t>
       </w:r>
     </w:p>
     <w:p>
@@ -4489,7 +4489,7 @@
     </w:p>
     <w:p>
       <w:r>
-        <w:t>Solution: 1.5 lakh HWCs are planned across India.</w:t>
+        <w:t>Solution: ✅ Correct Answer: A. 1,50,000 | 🧠 Clinical Rationale: 1.5 lakh HWCs are planned across India. | ❌ Why Not Others? | B — 10,000: an incorrect number | C — 5,000: Each sub-centre covers about 5,000 people (3,000 in tribal areas). — an incorrect number | D — 10,00,000: not the appropriate nursing action here | ⚠️ Exam Trap: Read the exact question — the correct fact and its look-alike options are easy to interchange. | 💎 PNC Pearl: 1,50,000 → 1.5 lakh HWCs are planned across India</w:t>
       </w:r>
     </w:p>
     <w:p>
@@ -4534,7 +4534,7 @@
     </w:p>
     <w:p>
       <w:r>
-        <w:t>Solution: PM-JAY offers Rs 5 lakh annual cover.</w:t>
+        <w:t>Solution: ✅ Correct Answer: A. Rs 5 lakh | 🧠 Clinical Rationale: PM-JAY offers Rs 5 lakh annual cover. | ❌ Why Not Others? | B — Rs 1 lakh: not the appropriate nursing action here | C — Rs 50,000: not the appropriate nursing action here | D — Rs 25,000: not the appropriate nursing action here | ⚠️ Exam Trap: Read the exact question — the correct fact and its look-alike options are easy to interchange. | 💎 PNC Pearl: Rs 5 lakh → PM-JAY offers annual cover</w:t>
       </w:r>
     </w:p>
     <w:p>
@@ -4579,7 +4579,7 @@
     </w:p>
     <w:p>
       <w:r>
-        <w:t>Solution: India aims to eliminate TB by 2025 under NTEP.</w:t>
+        <w:t>Solution: ✅ Correct Answer: A. National Tuberculosis Elimination Programme | 🧠 Clinical Rationale: India aims to eliminate TB by 2025 under NTEP. | ❌ Why Not Others? | B — National TB Eradication Plan: not the appropriate nursing action here | C — New TB Elimination Policy: not the appropriate nursing action here | D — National Treatment of TB Programme: not the appropriate nursing action here | ⚠️ Exam Trap: Don’t confuse "National Tuberculosis Elimination Programme" with "National Treatment of TB Programme" — they look alike and are easy to interchange. | 💎 PNC Pearl: National Tuberculosis Elimination Programme → India aims to eliminate TB by 2025 under NTEP</w:t>
       </w:r>
     </w:p>
     <w:p>
@@ -4624,7 +4624,7 @@
     </w:p>
     <w:p>
       <w:r>
-        <w:t>Solution: Sub-centres are the first contact with an ANM.</w:t>
+        <w:t>Solution: ✅ Correct Answer: A. ANM (and MPW male) | 🧠 Clinical Rationale: Sub-centres are the first contact with an ANM. | ❌ Why Not Others? | B — Doctor: Alcohol and hepatotoxic drugs worsen liver damage. | C — Specialist: CHCs are 30-bed referral facilities with medicine, surgery, OBG, and paediatric specialists. | D — Pharmacist only: not the appropriate nursing action here | ⚠️ Exam Trap: Read the exact question — the correct fact and its look-alike options are easy to interchange. | 💎 PNC Pearl: ANM (and MPW male) → Sub-centres are the first contact with an ANM</w:t>
       </w:r>
     </w:p>
     <w:p>
@@ -4669,7 +4669,7 @@
     </w:p>
     <w:p>
       <w:r>
-        <w:t>Solution: The 4 Ds guide child health screening.</w:t>
+        <w:t>Solution: ✅ Correct Answer: A. Defects at birth, diseases, deficiencies, and developmental delays | 🧠 Clinical Rationale: The 4 Ds guide child health screening. | ❌ Why Not Others? | B — Drug abuse, diabetes, and dengue: not the appropriate nursing action here | C — Debt and dowry: not the appropriate nursing action here | D — Distance and delay: not the appropriate nursing action here | ⚠️ Exam Trap: Read the exact question — the correct fact and its look-alike options are easy to interchange. | 💎 PNC Pearl: Defects at birth, diseases, deficiencies, and developmental delays → The 4 Ds guide child health screening</w:t>
       </w:r>
     </w:p>
     <w:p>
@@ -4714,7 +4714,7 @@
     </w:p>
     <w:p>
       <w:r>
-        <w:t>Solution: Rajasthan provides free diagnostics at public facilities.</w:t>
+        <w:t>Solution: ✅ Correct Answer: A. Free lab tests at government facilities | 🧠 Clinical Rationale: Rajasthan provides free diagnostics at public facilities. | ❌ Why Not Others? | B — Only blood tests: not the appropriate nursing action here | C — Only X-ray: not the appropriate nursing action here | D — Only CT: not the appropriate nursing action here | ⚠️ Exam Trap: Read the exact question — the correct fact and its look-alike options are easy to interchange. | 💎 PNC Pearl: Free lab tests at government facilities → Rajasthan provides free diagnostics at public facilities</w:t>
       </w:r>
     </w:p>
     <w:p>
@@ -4759,7 +4759,7 @@
     </w:p>
     <w:p>
       <w:r>
-        <w:t>Solution: Nagaur's cattle fair is among India's biggest.</w:t>
+        <w:t>Solution: ✅ Correct Answer: A. Livestock fairs in the country | 🧠 Clinical Rationale: Nagaur's cattle fair is among India's biggest. | ❌ Why Not Others? | B — Book fairs: not the largest | C — Film festivals: not the largest | D — Food festivals: not the largest | ⚠️ Exam Trap: Read the exact question — the correct fact and its look-alike options are easy to interchange. | 💎 PNC Pearl: Livestock fairs in the country = the largest</w:t>
       </w:r>
     </w:p>
     <w:p>
@@ -4804,7 +4804,7 @@
     </w:p>
     <w:p>
       <w:r>
-        <w:t>Solution: Directive Principles (Part IV) were inspired by the Irish Constitution.</w:t>
+        <w:t>Solution: ✅ Correct Answer: A. Ireland | 🧠 Explanation: Directive Principles (Part IV) were inspired by the Irish Constitution. | ❌ Why Not Others? | B — USA: not the correct fact here | C — UK: not the correct fact here | D — Canada: not the correct fact here | ⚠️ Exam Trap: Read the exact question — the correct fact and its look-alike options are easy to interchange. | 💎 PNC GK Pearl: Ireland → Directive Principles (Part IV) were inspired by the Irish Constitution</w:t>
       </w:r>
     </w:p>
     <w:p>
@@ -4849,7 +4849,7 @@
     </w:p>
     <w:p>
       <w:r>
-        <w:t>Solution: Gandhi was assassinated on 30 January 1948.</w:t>
+        <w:t>Solution: ✅ Correct Answer: A. 30 January 1948 | 🧠 Clinical Rationale: Gandhi was assassinated on 30 January 1948. | ❌ Why Not Others? | B — 2 October 1948: not the appropriate nursing action here | C — 15 August 1947: not the appropriate nursing action here | D — 26 January 1950: It commenced on Republic Day, 26 January 1950. | ⚠️ Exam Trap: Read the exact question — the correct fact and its look-alike options are easy to interchange. | 💎 PNC Pearl: Gandhi was assassinated on 30 January 1948.</w:t>
       </w:r>
     </w:p>
     <w:p>
@@ -4894,7 +4894,7 @@
     </w:p>
     <w:p>
       <w:r>
-        <w:t>Solution: The Banas joins the Chambal.</w:t>
+        <w:t>Solution: ✅ Correct Answer: A. Chambal | 🧠 Clinical Rationale: The Banas joins the Chambal. | ❌ Why Not Others? | B — Luni: The Luni ends in the Rann of Kutch. | C — Ghaggar: not the appropriate nursing action here | D — Mahi: not the appropriate nursing action here | ⚠️ Exam Trap: Read the exact question — the correct fact and its look-alike options are easy to interchange. | 💎 PNC Pearl: Chambal → The Banas joins</w:t>
       </w:r>
     </w:p>
     <w:p>
@@ -4939,7 +4939,7 @@
     </w:p>
     <w:p>
       <w:r>
-        <w:t>Solution: Zinc coating protects iron from corrosion.</w:t>
+        <w:t>Solution: ✅ Correct Answer: A. Rusting | 🧠 Explanation: Zinc coating protects iron from corrosion. | ❌ Why Not Others? | B — Melting: A fuse breaks the circuit when current exceeds its rating. | C — Magnetism: not the correct fact here | D — Conduction: not the correct fact here | ⚠️ Exam Trap: Read the exact question — the correct fact and its look-alike options are easy to interchange. | 💎 PNC GK Pearl: Rusting → Zinc coating protects iron from corrosion</w:t>
       </w:r>
     </w:p>
     <w:p>
@@ -4984,7 +4984,7 @@
     </w:p>
     <w:p>
       <w:r>
-        <w:t>Solution: Sariska in Alwar is a tiger reserve and historic hunting ground.</w:t>
+        <w:t>Solution: ✅ Correct Answer: A. Sariska | 🧠 Explanation: Sariska in Alwar is a tiger reserve and historic hunting ground. | ❌ Why Not Others? | B — Ranthambore: Trinetra Ganesh sits within Ranthambore fort. | C — Kumbhalgarh: Maharana Pratap was born at Kumbhalgarh in 1540. | D — Keoladeo: Bharatpur's Lohagarh fort and Keoladeo park are famous. | ⚠️ Exam Trap: Read the exact question — the correct fact and its look-alike options are easy to interchange. | 💎 PNC GK Pearl: Sariska → in Alwar is a tiger reserve and historic hunting ground</w:t>
       </w:r>
     </w:p>
     <w:p>
@@ -5029,7 +5029,7 @@
     </w:p>
     <w:p>
       <w:r>
-        <w:t>Solution: Chhabra TPS is in Baran district.</w:t>
+        <w:t>Solution: ✅ Correct Answer: A. Baran | 🧠 Explanation: Chhabra TPS is in Baran district. | ❌ Why Not Others? | B — Kota: VMOU (open university) is in Kota. — not the correct location | C — Bundi: Keshoraipatan was carved from Bundi. — not the correct location | D — Jhalawar: Gagron Fort, a water fort, is in Jhalawar district. — not the correct location | ⚠️ Exam Trap: Read the exact question — the correct fact and its look-alike options are easy to interchange. | 💎 PNC GK Pearl: Baran → Chhabra TPS is in district</w:t>
       </w:r>
     </w:p>
     <w:p>
@@ -5074,7 +5074,7 @@
     </w:p>
     <w:p>
       <w:r>
-        <w:t>Solution: IR is used for heating, remotes, and night vision.</w:t>
+        <w:t>Solution: ✅ Correct Answer: A. Remote controls and thermal imaging | 🧠 Explanation: IR is used for heating, remotes, and night vision. | ❌ Why Not Others? | B — X-rays: CT combines X-rays with computer reconstruction. | C — Radios: not the correct fact here | D — Microwaves only: not the correct fact here | ⚠️ Exam Trap: Read the exact question — the correct fact and its look-alike options are easy to interchange. | 💎 PNC GK Pearl: Remote controls and thermal imaging → IR is used for heating, remotes, and night vision</w:t>
       </w:r>
     </w:p>
     <w:p>
@@ -5119,7 +5119,7 @@
     </w:p>
     <w:p>
       <w:r>
-        <w:t>Solution: Swaminathan led the Green Revolution.</w:t>
+        <w:t>Solution: ✅ Correct Answer: A. Dr. M.S. Swaminathan | 🧠 Clinical Rationale: Swaminathan led the Green Revolution. | ❌ Why Not Others? | B — Vikram Sarabhai: not the appropriate nursing action here | C — Homi Bhabha: not the appropriate nursing action here | D — C.V. Raman: These three were the first Bharat Ratna recipients. | ⚠️ Exam Trap: Read the exact question — the correct fact and its look-alike options are easy to interchange. | 💎 PNC Pearl: Dr. M.S. Swaminathan → Swaminathan led the Green Revolution</w:t>
       </w:r>
     </w:p>
     <w:p>
@@ -5164,7 +5164,7 @@
     </w:p>
     <w:p>
       <w:r>
-        <w:t>Solution: Rajasthan operationalised Poshan 2.0 kitchens.</w:t>
+        <w:t>Solution: ✅ Correct Answer: A. Rajasthan | 📰 Why: Rajasthan operationalised Poshan 2.0 kitchens. | ❌ Why Not Others? | B — Punjab: not the correct fact here | C — Kerala: not the correct fact here | D — Assam: not the correct fact here | ⚠️ Exam Trap: Read the exact question — the correct fact and its look-alike options are easy to interchange. | 💎 PNC CA Pearl: Rajasthan → operationalised Poshan 2.0 kitchens</w:t>
       </w:r>
     </w:p>
     <w:p>
@@ -5209,7 +5209,7 @@
     </w:p>
     <w:p>
       <w:r>
-        <w:t>Solution: Machkund is a temple site in Dholpur.</w:t>
+        <w:t>Solution: ✅ Correct Answer: A. Dholpur | 🧠 Explanation: Machkund is a temple site in Dholpur. | ❌ Why Not Others? | B — Bharatpur: MSB University is in Bharatpur. | C — Karauli: Kaila Devi temple is in Karauli district. | D — Sawai Madhopur: Ranthambore Fort stands in Sawai Madhopur district. | ⚠️ Exam Trap: Read the exact question — the correct fact and its look-alike options are easy to interchange. | 💎 PNC GK Pearl: Machkund is a temple site in Dholpur.</w:t>
       </w:r>
     </w:p>
     <w:p>
@@ -5254,7 +5254,7 @@
     </w:p>
     <w:p>
       <w:r>
-        <w:t>Solution: The Commonwealth Secretariat is in London.</w:t>
+        <w:t>Solution: ✅ Correct Answer: A. London, UK | 📰 Why: The Commonwealth Secretariat is in London. | ❌ Why Not Others? | B — Ottawa: not the correct fact here | C — New Delhi: The G20 Leaders' Summit was held in New Delhi on 9–10 September 2023. | D — Canberra: not the correct fact here | ⚠️ Exam Trap: Read the exact question — the correct fact and its look-alike options are easy to interchange. | 💎 PNC CA Pearl: London, UK → The Commonwealth Secretariat is in London</w:t>
       </w:r>
     </w:p>
     <w:p>
@@ -5299,7 +5299,7 @@
     </w:p>
     <w:p>
       <w:r>
-        <w:t>Solution: Kumbhalgarh lies in Rajsamand district.</w:t>
+        <w:t>Solution: ✅ Correct Answer: A. Rajsamand | 📰 Why: Kumbhalgarh lies in Rajsamand district. | ❌ Why Not Others? | B — Jodhpur: RIFF is Jodhpur's annual folk festival. — not the correct location | C — Jaipur: Rajasthan Startup Fest 2024 took place in Jaipur. — not the correct location | D — Udaipur: not the correct location | ⚠️ Exam Trap: Read the exact question — the correct fact and its look-alike options are easy to interchange. | 💎 PNC CA Pearl: Rajsamand → Kumbhalgarh lies in district</w:t>
       </w:r>
     </w:p>
     <w:p>
@@ -5344,7 +5344,7 @@
     </w:p>
     <w:p>
       <w:r>
-        <w:t>Solution: This scheme funds self-employment for Scheduled Caste families.</w:t>
+        <w:t>Solution: ✅ Correct Answer: A. Economic empowerment of Scheduled Castes | 🧠 Explanation: This scheme funds self-employment for Scheduled Caste families. | ❌ Why Not Others? | B — Farmers only: not the correct fact here | C — Teachers: not the correct fact here | D — Soldiers: not the correct fact here | ⚠️ Exam Trap: Read the exact question — the correct fact and its look-alike options are easy to interchange. | 💎 PNC GK Pearl: Economic empowerment of Scheduled Castes → This scheme funds self-employment for Scheduled Caste families</w:t>
       </w:r>
     </w:p>
     <w:p>
@@ -5389,7 +5389,7 @@
     </w:p>
     <w:p>
       <w:r>
-        <w:t>Solution: Generators convert mechanical to electrical energy; motors do the reverse.</w:t>
+        <w:t>Solution: ✅ Correct Answer: A. Generator (dynamo) | 🧠 Explanation: Generators convert mechanical to electrical energy; motors do the reverse. | ❌ Why Not Others? | B — Motor: not the correct fact here | C — Transformer: not the correct fact here | D — Battery: not the correct fact here | ⚠️ Exam Trap: Read the exact question — the correct fact and its look-alike options are easy to interchange. | 💎 PNC GK Pearl: Generator (dynamo) → Generators convert mechanical to electrical energy; motors do the reverse</w:t>
       </w:r>
     </w:p>
     <w:p>
@@ -5434,7 +5434,7 @@
     </w:p>
     <w:p>
       <w:r>
-        <w:t>Solution: 'Condition' is the noun for health state.</w:t>
+        <w:t>Solution: ✅ Correct Answer: A. condition | 🧠 Grammar Rule: 'Condition' is the noun for health state. | ❌ Why Not Others? | B — conditional: not the correct answer here | C — conditioning: not the correct answer here | D — conditioner: not the correct answer here | ⚠️ Exam Trap: Don’t confuse "condition" with "conditional" — they look alike and are easy to interchange. | 📌 Rule to Remember: condition → the noun for health state</w:t>
       </w:r>
     </w:p>
     <w:p>
@@ -5479,7 +5479,7 @@
     </w:p>
     <w:p>
       <w:r>
-        <w:t>Solution: 'अतिथि' शुद्ध वर्तनी है।</w:t>
+        <w:t>Solution: ✅ Correct Answer: A. अतिथि | 🧠 Grammar Rule: 'अतिथि' शुद्ध वर्तनी है। | ❌ Why Not Others? | B — अतिथी: not the correct answer here | C — अतिथिी: not the correct answer here | D — अत्थिथि: not the correct answer here | ⚠️ Exam Trap: Don’t confuse "अतिथि" with "अतिथिी" — they look alike and are easy to interchange. | 📌 Rule to Remember: अतिथि → शुद्ध वर्तनी है।</w:t>
       </w:r>
     </w:p>
     <w:p>
@@ -5524,7 +5524,7 @@
     </w:p>
     <w:p>
       <w:r>
-        <w:t>Solution: It means disclosing a secret unintentionally.</w:t>
+        <w:t>Solution: ✅ Correct Answer: A. To reveal a secret | 🧠 Grammar Rule: It means disclosing a secret unintentionally. | ❌ Why Not Others? | B — To free an animal: not the correct answer here | C — To shop: not the correct answer here | D — To cook: not the correct answer here | ⚠️ Exam Trap: Read the exact question — the correct fact and its look-alike options are easy to interchange. | 📌 Rule to Remember: To reveal a secret → It means disclosing a secret unintentionally</w:t>
       </w:r>
     </w:p>
     <w:p>
@@ -5569,7 +5569,7 @@
     </w:p>
     <w:p>
       <w:r>
-        <w:t>Solution: 'Wednesday' is the correct spelling.</w:t>
+        <w:t>Solution: ✅ Correct Answer: A. Wednesday | 🧠 Grammar Rule: 'Wednesday' is the correct spelling. | ❌ Why Not Others? | B — Wenesday: not the correct answer here | C — Wednessday: not the correct answer here | D — Wendnesday: not the correct answer here | ⚠️ Exam Trap: Read the exact question — the correct fact and its look-alike options are easy to interchange. | 📌 Rule to Remember: Wednesday → the correct spelling</w:t>
       </w:r>
     </w:p>
     <w:p>
@@ -5614,7 +5614,7 @@
     </w:p>
     <w:p>
       <w:r>
-        <w:t>Solution: 'इच्छा' का पर्यायवाची 'कामना' है।</w:t>
+        <w:t>Solution: ✅ Correct Answer: A. कामना | 🧠 Grammar Rule: 'इच्छा' का पर्यायवाची 'कामना' है। | ❌ Why Not Others? | B — घृणा: प्रेम का विलोम 'घृणा' है। | C — नफरत: 'प्यार' का विलोम 'नफरत' है। | D — त्याग: not the correct answer here | ⚠️ Exam Trap: Read the exact question — the correct fact and its look-alike options are easy to interchange. | 📌 Rule to Remember: कामना → इच्छा' का पर्यायवाची ' ' है।</w:t>
       </w:r>
     </w:p>
     <w:p>
@@ -5659,7 +5659,7 @@
     </w:p>
     <w:p>
       <w:r>
-        <w:t>Solution: 'उदक' पानी (जल) का पर्यायवाची है।</w:t>
+        <w:t>Solution: ✅ Correct Answer: A. उदक | 🧠 Grammar Rule: 'उदक' पानी (जल) का पर्यायवाची है। | ❌ Why Not Others? | B — पावक: not the correct answer here | C — समीर: 'समीर' वायु का पर्यायवाची है; पावक अग्नि का। | D — अंबर: not the correct answer here | ⚠️ Exam Trap: Read the exact question — the correct fact and its look-alike options are easy to interchange. | 📌 Rule to Remember: उदक → पानी (जल) का पर्यायवाची है।</w:t>
       </w:r>
     </w:p>
     <w:p>
@@ -5704,7 +5704,7 @@
     </w:p>
     <w:p>
       <w:r>
-        <w:t>Solution: An insolvent person cannot pay debts.</w:t>
+        <w:t>Solution: ✅ Correct Answer: A. Insolvent | 🧠 Grammar Rule: An insolvent person cannot pay debts. | ❌ Why Not Others? | B — Bankrupt: not the correct answer here | C — Poor: not the correct answer here | D — Borrower: not the correct answer here | ⚠️ Exam Trap: Read the exact question — the correct fact and its look-alike options are easy to interchange. | 📌 Rule to Remember: Insolvent → person cannot pay debts</w:t>
       </w:r>
     </w:p>
     <w:p>
@@ -5749,7 +5749,7 @@
     </w:p>
     <w:p>
       <w:r>
-        <w:t>Solution: 'Furniture' is uncountable and takes a singular verb.</w:t>
+        <w:t>Solution: ✅ Correct Answer: A. The furniture in the room is old. | 🧠 Grammar Rule: 'Furniture' is uncountable and takes a singular verb. | ❌ Why Not Others? | B — The furniture in the room are old.: not the correct answer here | C — The furnitures in the room are old.: not the correct answer here | D — The furniture in the room were old.: not the correct answer here | ⚠️ Exam Trap: Don’t confuse "The furniture in the room is old." with "The furniture in the room are old." — they look alike and are easy to interchange. | 📌 Rule to Remember: The furniture in the room is old. → Furniture' is uncountable and takes a singular verb</w:t>
       </w:r>
     </w:p>
     <w:p>
@@ -5794,7 +5794,7 @@
     </w:p>
     <w:p>
       <w:r>
-        <w:t>Solution: 'व्योम' आकाश का पर्यायवाची है।</w:t>
+        <w:t>Solution: ✅ Correct Answer: A. व्योम | 🧠 Grammar Rule: 'व्योम' आकाश का पर्यायवाची है। | ❌ Why Not Others? | B — मरु: not the correct answer here | C — तट: not the correct answer here | D — कूल: not the correct answer here | ⚠️ Exam Trap: Read the exact question — the correct fact and its look-alike options are easy to interchange. | 📌 Rule to Remember: व्योम → आकाश का पर्यायवाची है।</w:t>
       </w:r>
     </w:p>
     <w:p>
@@ -5839,7 +5839,7 @@
     </w:p>
     <w:p>
       <w:r>
-        <w:t>Solution: An extempore speech is delivered impromptu.</w:t>
+        <w:t>Solution: ✅ Correct Answer: A. Extempore | 🧠 Grammar Rule: An extempore speech is delivered impromptu. | ❌ Why Not Others? | B — Monologue: not the correct answer here | C — Dialogue: not the correct answer here | D — Soliloquy: not the correct answer here | ⚠️ Exam Trap: Read the exact question — the correct fact and its look-alike options are easy to interchange. | 📌 Rule to Remember: Extempore → speech is delivered impromptu</w:t>
       </w:r>
     </w:p>
     <w:p>
@@ -5884,7 +5884,7 @@
     </w:p>
     <w:p>
       <w:r>
-        <w:t>Solution: 'अंधा' का विलोम 'दृष्टिमान' या 'देखने वाला' है।</w:t>
+        <w:t>Solution: ✅ Correct Answer: A. देखने वाला/सक्षम | 🧠 Grammar Rule: 'अंधा' का विलोम 'दृष्टिमान' या 'देखने वाला' है। | ❌ Why Not Others? | B — नेत्रहीन: not the correct answer here | C — अन्धकार: not the correct answer here | D — दृष्टिहीन: not the correct answer here | ⚠️ Exam Trap: Read the exact question — the correct fact and its look-alike options are easy to interchange. | 📌 Rule to Remember: देखने वाला/सक्षम → अंधा' का विलोम 'दृष्टिमान' या 'देखने वाला' है।</w:t>
       </w:r>
     </w:p>
     <w:p>
@@ -5929,7 +5929,7 @@
     </w:p>
     <w:p>
       <w:r>
-        <w:t>Solution: 'प्रश्न' का विलोम 'उत्तर' है।</w:t>
+        <w:t>Solution: ✅ Correct Answer: A. उत्तर | 🧠 Grammar Rule: 'प्रश्न' का विलोम 'उत्तर' है। | ❌ Why Not Others? | B — सवाल: not the correct answer here | C — पूछ: not the correct answer here | D — जिज्ञासा: not the correct answer here | ⚠️ Exam Trap: Read the exact question — the correct fact and its look-alike options are easy to interchange. | 📌 Rule to Remember: उत्तर → प्रश्न' का विलोम ' ' है।</w:t>
       </w:r>
     </w:p>
     <w:p>
@@ -5974,7 +5974,7 @@
     </w:p>
     <w:p>
       <w:r>
-        <w:t>Solution: 'Since' is used with a point of time; the present perfect is correct.</w:t>
+        <w:t>Solution: ✅ Correct Answer: A. She has lived here since 2010. | 🧠 Grammar Rule: 'Since' is used with a point of time; the present perfect is correct. | ❌ Why Not Others? | B — She has lived here since five years.: not the correct answer here | C — She is living here since 2010.: not the correct answer here | D — She live here since 2010.: not the correct answer here | ⚠️ Exam Trap: Don’t confuse "She has lived here since 2010." with "She is living here since 2010." — they look alike and are easy to interchange. | 📌 Rule to Remember: She has lived here since 2010. → Since' is used with a point of time; the present perfect is correct</w:t>
       </w:r>
     </w:p>
     <w:p>
@@ -6019,7 +6019,7 @@
     </w:p>
     <w:p>
       <w:r>
-        <w:t>Solution: 'सज्जन' का विलोम 'दुर्जन' है।</w:t>
+        <w:t>Solution: ✅ Correct Answer: A. दुर्जन | 🧠 Grammar Rule: 'सज्जन' का विलोम 'दुर्जन' है। | ❌ Why Not Others? | B — भद्र: not the correct answer here | C — साधु: not the correct answer here | D — महात्मा: not the correct answer here | ⚠️ Exam Trap: Read the exact question — the correct fact and its look-alike options are easy to interchange. | 📌 Rule to Remember: दुर्जन → सज्जन' का विलोम ' ' है।</w:t>
       </w:r>
     </w:p>
     <w:p>
@@ -6064,7 +6064,7 @@
     </w:p>
     <w:p>
       <w:r>
-        <w:t>Solution: Adversity (hardship) is opposite to prosperity.</w:t>
+        <w:t>Solution: ✅ Correct Answer: A. Prosperity | 🧠 Grammar Rule: Adversity (hardship) is opposite to prosperity. | ❌ Why Not Others? | B — Difficulty: not the correct answer here | C — Hardship: not the correct answer here | D — Trouble: It means being in difficulty or trouble. | ⚠️ Exam Trap: Read the exact question — the correct fact and its look-alike options are easy to interchange. | 📌 Rule to Remember: Adversity (hardship) is opposite to prosperity.</w:t>
       </w:r>
     </w:p>
     <w:p>
@@ -6109,7 +6109,7 @@
     </w:p>
     <w:p>
       <w:r>
-        <w:t>Solution: CSS styles the presentation of HTML documents.</w:t>
+        <w:t>Solution: ✅ Correct Answer: A. Cascading Style Sheets | 🧠 Explanation: CSS styles the presentation of HTML documents. | ❌ Why Not Others? | B — Computer System Software: not the correct option here | C — Creative Style Source: not the correct option here | D — Central Server System: not the correct option here | ⚠️ Exam Trap: Read the exact question — the correct fact and its look-alike options are easy to interchange. | 💎 PNC Pearl: Cascading Style Sheets → CSS styles the presentation of HTML documents</w:t>
       </w:r>
     </w:p>
     <w:p>
@@ -6154,7 +6154,7 @@
     </w:p>
     <w:p>
       <w:r>
-        <w:t>Solution: Structured Query Language (SQL) manages relational databases.</w:t>
+        <w:t>Solution: ✅ Correct Answer: A. SQL | 🧠 Explanation: Structured Query Language (SQL) manages relational databases. | ❌ Why Not Others? | B — HTML: not the correct option here | C — Python: Django is a high-level Python web framework. | D — CSS: not the correct option here | ⚠️ Exam Trap: Read the exact question — the correct fact and its look-alike options are easy to interchange. | 💎 PNC Pearl: SQL → Structured Query Language ( ) manages relational databases</w:t>
       </w:r>
     </w:p>
     <w:p>
@@ -6199,7 +6199,7 @@
     </w:p>
     <w:p>
       <w:r>
-        <w:t>Solution: df reports filesystem usage.</w:t>
+        <w:t>Solution: ✅ Correct Answer: A. Disk free space per filesystem | 🧠 Explanation: df reports filesystem usage. | ❌ Why Not Others? | B — Running processes: 'ps' lists current processes. | C — Network routes: not the correct option here | D — Installed packages: not the correct option here | ⚠️ Exam Trap: Read the exact question — the correct fact and its look-alike options are easy to interchange. | 💎 PNC Pearl: Disk free space per filesystem → df reports filesystem usage</w:t>
       </w:r>
     </w:p>
     <w:p>
@@ -6244,7 +6244,7 @@
     </w:p>
     <w:p>
       <w:r>
-        <w:t>Solution: Merge &amp; Center joins cells for headings.</w:t>
+        <w:t>Solution: ✅ Correct Answer: A. Combines selected cells and centres the text | 🧠 Explanation: Merge &amp; Center joins cells for headings. | ❌ Why Not Others? | B — Splits cells: not the correct option here | C — Deletes cells: not the correct option here | D — Adds borders: not the correct option here | ⚠️ Exam Trap: Read the exact question — the correct fact and its look-alike options are easy to interchange. | 💎 PNC Pearl: Combines selected cells and centres the text → Merge &amp; Center joins cells for headings</w:t>
       </w:r>
     </w:p>
     <w:p>
@@ -6289,7 +6289,7 @@
     </w:p>
     <w:p>
       <w:r>
-        <w:t>Solution: Von Neumann architecture stores both instructions and data in memory.</w:t>
+        <w:t>Solution: ✅ Correct Answer: A. John von Neumann | 🧠 Explanation: Von Neumann architecture stores both instructions and data in memory. | ❌ Why Not Others? | B — Charles Babbage: Charles Babbage = Computer | C — Ada Lovelace: Wrote the first algorithm for Babbage's Analytical Engine. | D — Herman Hollerith: not the correct option here | ⚠️ Exam Trap: Read the exact question — the correct fact and its look-alike options are easy to interchange. | 💎 PNC Pearl: John von Neumann → Von Neumann architecture stores both instructions and data in memory</w:t>
       </w:r>
     </w:p>
     <w:p>
@@ -6334,7 +6334,7 @@
     </w:p>
     <w:p>
       <w:r>
-        <w:t>Solution: OTPs are temporary codes for authentication.</w:t>
+        <w:t>Solution: ✅ Correct Answer: A. One Time Password | 🧠 Explanation: OTPs are temporary codes for authentication. | ❌ Why Not Others? | B — Only True Password: not the correct option here | C — Online Transfer Password: not the correct option here | D — One Touch Payment: not the correct option here | ⚠️ Exam Trap: Read the exact question — the correct fact and its look-alike options are easy to interchange. | 💎 PNC Pearl: One Time Password → OTPs are temporary codes for authentication</w:t>
       </w:r>
     </w:p>
     <w:p>
@@ -6379,7 +6379,7 @@
     </w:p>
     <w:p>
       <w:r>
-        <w:t>Solution: The program counter points to the next instruction.</w:t>
+        <w:t>Solution: ✅ Correct Answer: A. Memory using the program counter | 🧠 Explanation: The program counter points to the next instruction. | ❌ Why Not Others? | B — The printer: not the correct option here | C — The keyboard: Alt+Shift toggles input languages in Windows. | D — The monitor: not the correct option here | ⚠️ Exam Trap: Read the exact question — the correct fact and its look-alike options are easy to interchange. | 💎 PNC Pearl: Memory using the program counter → The program counter points to the next instruction</w:t>
       </w:r>
     </w:p>
     <w:p>
@@ -6424,7 +6424,7 @@
     </w:p>
     <w:p>
       <w:r>
-        <w:t>Solution: Cookies remember login state, preferences, and tracking data.</w:t>
+        <w:t>Solution: ✅ Correct Answer: A. Store session and preference data | 🧠 Explanation: Cookies remember login state, preferences, and tracking data. | ❌ Why Not Others? | B — Speed up the CPU: not the correct option here | C — Block ads: not the correct option here | D — Compress files: ZIP compression reduces file size for storage/transfer. | ⚠️ Exam Trap: Read the exact question — the correct fact and its look-alike options are easy to interchange. | 💎 PNC Pearl: Store session and preference data → Cookies remember login state, preferences, and tracking data</w:t>
       </w:r>
     </w:p>
     <w:p>
@@ -6469,7 +6469,7 @@
     </w:p>
     <w:p>
       <w:r>
-        <w:t>Solution: SELECT queries data in SQL.</w:t>
+        <w:t>Solution: ✅ Correct Answer: A. SELECT | 🧠 Explanation: SELECT queries data in SQL. | ❌ Why Not Others? | B — GET: Careful prompts steer LLM responses effectively. | C — FETCH: The CPU repeatedly fetches, decodes, and executes instructions. | D — OPEN: It opens the Windows security screen with lock, task manager options. | ⚠️ Exam Trap: Read the exact question — the correct fact and its look-alike options are easy to interchange. | 💎 PNC Pearl: SELECT → queries data in SQL</w:t>
       </w:r>
     </w:p>
     <w:p>
@@ -6514,7 +6514,7 @@
     </w:p>
     <w:p>
       <w:r>
-        <w:t>Solution: Linked lists allow efficient insertion without shifting.</w:t>
+        <w:t>Solution: ✅ Correct Answer: A. In nodes pointing to the next element | 🧠 Explanation: Linked lists allow efficient insertion without shifting. | ❌ Why Not Others? | B — In contiguous cells only: not the correct option here | C — In rows only: not the correct option here | D — In images: not the correct option here | ⚠️ Exam Trap: Read the exact question — the correct fact and its look-alike options are easy to interchange. | 💎 PNC Pearl: In nodes pointing to the next element → Linked lists allow efficient insertion without shifting</w:t>
       </w:r>
     </w:p>
     <w:p>
@@ -6559,7 +6559,7 @@
     </w:p>
     <w:p>
       <w:r>
-        <w:t>Solution: PaaS provides platforms for building applications.</w:t>
+        <w:t>Solution: ✅ Correct Answer: A. Platform as a Service | 🧠 Explanation: PaaS provides platforms for building applications. | ❌ Why Not Others? | B — Program as a System: not the correct option here | C — Print as a Service: not the correct option here | D — Power as a System: not the correct option here | ⚠️ Exam Trap: Read the exact question — the correct fact and its look-alike options are easy to interchange. | 💎 PNC Pearl: Platform as a Service → PaaS provides platforms for building applications</w:t>
       </w:r>
     </w:p>
     <w:p>
@@ -6604,7 +6604,7 @@
     </w:p>
     <w:p>
       <w:r>
-        <w:t>Solution: Registers are the fastest memory, inside the CPU.</w:t>
+        <w:t>Solution: ✅ Correct Answer: A. A small, very fast storage location | 🧠 Explanation: Registers are the fastest memory, inside the CPU. | ❌ Why Not Others? | B — A hard disk: not the correct option here | C — A USB port: not the correct option here | D — A folder: not the correct option here | ⚠️ Exam Trap: Read the exact question — the correct fact and its look-alike options are easy to interchange. | 💎 PNC Pearl: A small, very fast storage location → Registers are the fastest memory, inside the CPU</w:t>
       </w:r>
     </w:p>
     <w:p>
@@ -6649,7 +6649,7 @@
     </w:p>
     <w:p>
       <w:r>
-        <w:t>Solution: Interrupts notify the CPU of events.</w:t>
+        <w:t>Solution: ✅ Correct Answer: A. The interrupt controller and the OS | 🧠 Explanation: Interrupts notify the CPU of events. | ❌ Why Not Others? | B — The printer: not the correct option here | C — The monitor: not the correct option here | D — The power supply: not the correct option here | ⚠️ Exam Trap: Read the exact question — the correct fact and its look-alike options are easy to interchange. | 💎 PNC Pearl: The interrupt controller and the OS → Interrupts notify the CPU of events</w:t>
       </w:r>
     </w:p>
     <w:p>
@@ -6694,7 +6694,7 @@
     </w:p>
     <w:p>
       <w:r>
-        <w:t>Solution: Fast startup hybrid-shuts down using a hibernation file.</w:t>
+        <w:t>Solution: ✅ Correct Answer: A. Uses hibernation to boot quicker | 🧠 Explanation: Fast startup hybrid-shuts down using a hibernation file. | ❌ Why Not Others? | B — Deletes old files: not the correct option here | C — Speeds the fan: not the correct option here | D — Blocks updates: not the correct option here | ⚠️ Exam Trap: Read the exact question — the correct fact and its look-alike options are easy to interchange. | 💎 PNC Pearl: Uses hibernation to boot quicker → Fast startup hybrid-shuts down using a hibernation file</w:t>
       </w:r>
     </w:p>
     <w:p>
@@ -6739,7 +6739,7 @@
     </w:p>
     <w:p>
       <w:r>
-        <w:t>Solution: The system tray shows icons for running background apps and the clock.</w:t>
+        <w:t>Solution: ✅ Correct Answer: A. At the taskbar corner near the clock | 🧠 Explanation: The system tray shows icons for running background apps and the clock. | ❌ Why Not Others? | B — At the top of the screen only: not the correct option here | C — Inside the start menu: not the correct option here | D — In the browser: not the correct option here | ⚠️ Exam Trap: Read the exact question — the correct fact and its look-alike options are easy to interchange. | 💎 PNC Pearl: At the taskbar corner near the clock → The system tray shows icons for running background apps and the clock</w:t>
       </w:r>
     </w:p>
     <w:p>
